--- a/child dev/lkg, child dev.docx
+++ b/child dev/lkg, child dev.docx
@@ -274,26 +274,14 @@
                 <w:szCs w:val="24"/>
               </w:rPr>
             </w:pPr>
-            <w:proofErr w:type="gramStart"/>
             <w:r>
               <w:rPr>
                 <w:rFonts w:ascii="Preeti" w:hAnsi="Preeti" w:cs="Times New Roman"/>
                 <w:sz w:val="28"/>
                 <w:szCs w:val="28"/>
               </w:rPr>
-              <w:t>g]</w:t>
-            </w:r>
-            <w:proofErr w:type="spellStart"/>
-            <w:r>
-              <w:rPr>
-                <w:rFonts w:ascii="Preeti" w:hAnsi="Preeti" w:cs="Times New Roman"/>
-                <w:sz w:val="28"/>
-                <w:szCs w:val="28"/>
-              </w:rPr>
-              <w:t>kfnL</w:t>
-            </w:r>
-            <w:proofErr w:type="spellEnd"/>
-            <w:proofErr w:type="gramEnd"/>
+              <w:t>g]kfnL</w:t>
+            </w:r>
           </w:p>
         </w:tc>
         <w:tc>
@@ -4024,6 +4012,38 @@
           <w:szCs w:val="24"/>
         </w:rPr>
       </w:pPr>
+    </w:p>
+    <w:p>
+      <w:pPr>
+        <w:tabs>
+          <w:tab w:val="left" w:pos="-90"/>
+        </w:tabs>
+        <w:spacing w:after="0" w:line="240" w:lineRule="auto"/>
+        <w:jc w:val="center"/>
+        <w:rPr>
+          <w:rFonts w:ascii="Times New Roman" w:hAnsi="Times New Roman" w:cs="Times New Roman"/>
+          <w:b/>
+          <w:caps/>
+          <w:sz w:val="24"/>
+          <w:szCs w:val="24"/>
+        </w:rPr>
+      </w:pPr>
+    </w:p>
+    <w:p>
+      <w:pPr>
+        <w:tabs>
+          <w:tab w:val="left" w:pos="-90"/>
+        </w:tabs>
+        <w:spacing w:after="0" w:line="240" w:lineRule="auto"/>
+        <w:jc w:val="center"/>
+        <w:rPr>
+          <w:rFonts w:ascii="Times New Roman" w:hAnsi="Times New Roman" w:cs="Times New Roman"/>
+          <w:b/>
+          <w:caps/>
+          <w:sz w:val="24"/>
+          <w:szCs w:val="24"/>
+        </w:rPr>
+      </w:pPr>
       <w:r>
         <w:rPr>
           <w:rFonts w:ascii="Times New Roman" w:hAnsi="Times New Roman" w:cs="Times New Roman"/>
@@ -4117,7 +4137,7 @@
               <w:rPr>
                 <w:rFonts w:asciiTheme="majorBidi" w:hAnsiTheme="majorBidi" w:cstheme="majorBidi"/>
               </w:rPr>
-              <w:t>Can make 2/2 words from the given letters.</w:t>
+              <w:t>Can write ‘en’ family words.</w:t>
             </w:r>
           </w:p>
         </w:tc>
@@ -4157,19 +4177,7 @@
               <w:rPr>
                 <w:rFonts w:asciiTheme="majorBidi" w:hAnsiTheme="majorBidi" w:cstheme="majorBidi"/>
               </w:rPr>
-              <w:t>Can tick (</w:t>
-            </w:r>
-            <w:r>
-              <w:rPr>
-                <w:rFonts w:ascii="Segoe UI Symbol" w:hAnsi="Segoe UI Symbol" w:cs="Segoe UI Symbol"/>
-              </w:rPr>
-              <w:t>✔</w:t>
-            </w:r>
-            <w:r>
-              <w:rPr>
-                <w:rFonts w:asciiTheme="majorBidi" w:hAnsiTheme="majorBidi" w:cstheme="majorBidi"/>
-              </w:rPr>
-              <w:t>) the correct words.</w:t>
+              <w:t>Can circle ‘ig’ family words.</w:t>
             </w:r>
           </w:p>
         </w:tc>
@@ -4209,7 +4217,7 @@
               <w:rPr>
                 <w:rFonts w:asciiTheme="majorBidi" w:hAnsiTheme="majorBidi" w:cstheme="majorBidi"/>
               </w:rPr>
-              <w:t>Can circle 'ed' family words.</w:t>
+              <w:t>Can name the given pictures.</w:t>
             </w:r>
           </w:p>
         </w:tc>
@@ -4249,7 +4257,19 @@
               <w:rPr>
                 <w:rFonts w:asciiTheme="majorBidi" w:hAnsiTheme="majorBidi" w:cstheme="majorBidi"/>
               </w:rPr>
-              <w:t>Can write what comes after.</w:t>
+              <w:t>Can write the missing letters</w:t>
+            </w:r>
+            <w:r>
+              <w:rPr>
+                <w:rFonts w:asciiTheme="majorBidi" w:hAnsiTheme="majorBidi" w:cstheme="majorBidi"/>
+              </w:rPr>
+              <w:t xml:space="preserve"> </w:t>
+            </w:r>
+            <w:r>
+              <w:rPr>
+                <w:rFonts w:asciiTheme="majorBidi" w:hAnsiTheme="majorBidi" w:cstheme="majorBidi"/>
+              </w:rPr>
+              <w:t>in each word.</w:t>
             </w:r>
           </w:p>
         </w:tc>
@@ -4289,7 +4309,7 @@
               <w:rPr>
                 <w:rFonts w:asciiTheme="majorBidi" w:hAnsiTheme="majorBidi" w:cstheme="majorBidi"/>
               </w:rPr>
-              <w:t>Can write what comes before.</w:t>
+              <w:t>Can answer the questions in yes, it is, or ‘No it is not.’</w:t>
             </w:r>
           </w:p>
         </w:tc>
@@ -4329,7 +4349,7 @@
               <w:rPr>
                 <w:rFonts w:asciiTheme="majorBidi" w:hAnsiTheme="majorBidi" w:cstheme="majorBidi"/>
               </w:rPr>
-              <w:t>Can write the first letter of the given pictures.</w:t>
+              <w:t>Can make words.</w:t>
             </w:r>
           </w:p>
         </w:tc>
@@ -4369,7 +4389,55 @@
               <w:rPr>
                 <w:rFonts w:asciiTheme="majorBidi" w:hAnsiTheme="majorBidi" w:cstheme="majorBidi"/>
               </w:rPr>
-              <w:t>Can write the missing letter in each word.</w:t>
+              <w:t xml:space="preserve">Can use </w:t>
+            </w:r>
+            <w:r>
+              <w:rPr>
+                <w:rFonts w:asciiTheme="majorBidi" w:hAnsiTheme="majorBidi" w:cstheme="majorBidi"/>
+              </w:rPr>
+              <w:t>‘</w:t>
+            </w:r>
+            <w:r>
+              <w:rPr>
+                <w:rFonts w:asciiTheme="majorBidi" w:hAnsiTheme="majorBidi" w:cstheme="majorBidi"/>
+              </w:rPr>
+              <w:t>a</w:t>
+            </w:r>
+            <w:r>
+              <w:rPr>
+                <w:rFonts w:asciiTheme="majorBidi" w:hAnsiTheme="majorBidi" w:cstheme="majorBidi"/>
+              </w:rPr>
+              <w:t>’</w:t>
+            </w:r>
+            <w:r>
+              <w:rPr>
+                <w:rFonts w:asciiTheme="majorBidi" w:hAnsiTheme="majorBidi" w:cstheme="majorBidi"/>
+              </w:rPr>
+              <w:t xml:space="preserve"> or </w:t>
+            </w:r>
+            <w:r>
+              <w:rPr>
+                <w:rFonts w:asciiTheme="majorBidi" w:hAnsiTheme="majorBidi" w:cstheme="majorBidi"/>
+              </w:rPr>
+              <w:t>‘</w:t>
+            </w:r>
+            <w:r>
+              <w:rPr>
+                <w:rFonts w:asciiTheme="majorBidi" w:hAnsiTheme="majorBidi" w:cstheme="majorBidi"/>
+              </w:rPr>
+              <w:t>an</w:t>
+            </w:r>
+            <w:r>
+              <w:rPr>
+                <w:rFonts w:asciiTheme="majorBidi" w:hAnsiTheme="majorBidi" w:cstheme="majorBidi"/>
+              </w:rPr>
+              <w:t>’</w:t>
+            </w:r>
+            <w:r>
+              <w:rPr>
+                <w:rFonts w:asciiTheme="majorBidi" w:hAnsiTheme="majorBidi" w:cstheme="majorBidi"/>
+              </w:rPr>
+              <w:t xml:space="preserve"> before the words.</w:t>
             </w:r>
           </w:p>
         </w:tc>
@@ -4409,7 +4477,7 @@
               <w:rPr>
                 <w:rFonts w:asciiTheme="majorBidi" w:hAnsiTheme="majorBidi" w:cstheme="majorBidi"/>
               </w:rPr>
-              <w:t>Can write the vowel letters.</w:t>
+              <w:t>Can match the given pictures.</w:t>
             </w:r>
           </w:p>
         </w:tc>
@@ -4449,59 +4517,7 @@
               <w:rPr>
                 <w:rFonts w:asciiTheme="majorBidi" w:hAnsiTheme="majorBidi" w:cstheme="majorBidi"/>
               </w:rPr>
-              <w:t>Can match the given pictures.</w:t>
-            </w:r>
-          </w:p>
-        </w:tc>
-        <w:tc>
-          <w:tcPr>
-            <w:tcW w:w="691" w:type="pct"/>
-          </w:tcPr>
-          <w:p>
-            <w:pPr>
-              <w:rPr>
-                <w:rFonts w:ascii="Times New Roman" w:hAnsi="Times New Roman" w:cs="Times New Roman"/>
-                <w:sz w:val="28"/>
-                <w:szCs w:val="28"/>
-              </w:rPr>
-            </w:pPr>
-          </w:p>
-        </w:tc>
-      </w:tr>
-      <w:tr>
-        <w:tc>
-          <w:tcPr>
-            <w:tcW w:w="4309" w:type="pct"/>
-          </w:tcPr>
-          <w:p>
-            <w:pPr>
-              <w:pStyle w:val="ListParagraph"/>
-              <w:numPr>
-                <w:ilvl w:val="0"/>
-                <w:numId w:val="1"/>
-              </w:numPr>
-              <w:ind w:left="270" w:hanging="270"/>
-              <w:rPr>
-                <w:rFonts w:asciiTheme="majorBidi" w:hAnsiTheme="majorBidi" w:cstheme="majorBidi"/>
-              </w:rPr>
-            </w:pPr>
-            <w:r>
-              <w:rPr>
-                <w:rFonts w:asciiTheme="majorBidi" w:hAnsiTheme="majorBidi" w:cstheme="majorBidi"/>
-              </w:rPr>
-              <w:t>Can make words from the given pattern</w:t>
-            </w:r>
-            <w:r>
-              <w:rPr>
-                <w:rFonts w:asciiTheme="majorBidi" w:hAnsiTheme="majorBidi" w:cstheme="majorBidi"/>
-              </w:rPr>
-              <w:t>s</w:t>
-            </w:r>
-            <w:r>
-              <w:rPr>
-                <w:rFonts w:asciiTheme="majorBidi" w:hAnsiTheme="majorBidi" w:cstheme="majorBidi"/>
-              </w:rPr>
-              <w:t>.</w:t>
+              <w:t>Can make 2/2 words from the given letter.</w:t>
             </w:r>
           </w:p>
         </w:tc>
@@ -4553,26 +4569,14 @@
         </w:rPr>
         <w:t>-</w:t>
       </w:r>
-      <w:proofErr w:type="gramStart"/>
       <w:r>
         <w:rPr>
           <w:rFonts w:ascii="Preeti" w:hAnsi="Preeti" w:cs="Times New Roman"/>
           <w:sz w:val="28"/>
           <w:szCs w:val="28"/>
         </w:rPr>
-        <w:t>g]</w:t>
+        <w:t>g]kfnL</w:t>
       </w:r>
-      <w:proofErr w:type="spellStart"/>
-      <w:r>
-        <w:rPr>
-          <w:rFonts w:ascii="Preeti" w:hAnsi="Preeti" w:cs="Times New Roman"/>
-          <w:sz w:val="28"/>
-          <w:szCs w:val="28"/>
-        </w:rPr>
-        <w:t>kfnL</w:t>
-      </w:r>
-      <w:proofErr w:type="spellEnd"/>
-      <w:proofErr w:type="gramEnd"/>
       <w:r>
         <w:rPr>
           <w:rFonts w:ascii="Preeti" w:hAnsi="Preeti" w:cs="Times New Roman"/>
@@ -4608,8 +4612,6 @@
                 <w:szCs w:val="24"/>
               </w:rPr>
             </w:pPr>
-            <w:proofErr w:type="spellStart"/>
-            <w:proofErr w:type="gramStart"/>
             <w:r>
               <w:rPr>
                 <w:rFonts w:ascii="Preeti" w:hAnsi="Preeti" w:cs="Times New Roman"/>
@@ -4617,38 +4619,7 @@
                 <w:sz w:val="24"/>
                 <w:szCs w:val="24"/>
               </w:rPr>
-              <w:t>l;sfO</w:t>
-            </w:r>
-            <w:proofErr w:type="spellEnd"/>
-            <w:r>
-              <w:rPr>
-                <w:rFonts w:ascii="Preeti" w:hAnsi="Preeti" w:cs="Times New Roman"/>
-                <w:b/>
-                <w:sz w:val="24"/>
-                <w:szCs w:val="24"/>
-              </w:rPr>
-              <w:t xml:space="preserve">{ </w:t>
-            </w:r>
-            <w:proofErr w:type="spellStart"/>
-            <w:r>
-              <w:rPr>
-                <w:rFonts w:ascii="Preeti" w:hAnsi="Preeti" w:cs="Times New Roman"/>
-                <w:b/>
-                <w:sz w:val="24"/>
-                <w:szCs w:val="24"/>
-              </w:rPr>
-              <w:t>pknlAwx</w:t>
-            </w:r>
-            <w:proofErr w:type="spellEnd"/>
-            <w:proofErr w:type="gramEnd"/>
-            <w:r>
-              <w:rPr>
-                <w:rFonts w:ascii="Preeti" w:hAnsi="Preeti" w:cs="Times New Roman"/>
-                <w:b/>
-                <w:sz w:val="24"/>
-                <w:szCs w:val="24"/>
-              </w:rPr>
-              <w:t>¿</w:t>
+              <w:t>l;sfO{ pknlAwx¿</w:t>
             </w:r>
           </w:p>
         </w:tc>
@@ -4699,60 +4670,93 @@
             </w:pPr>
             <w:r>
               <w:rPr>
-                <w:rFonts w:ascii="Preeti" w:hAnsi="Preeti"/>
-              </w:rPr>
-              <w:t>j0</w:t>
-            </w:r>
-            <w:proofErr w:type="gramStart"/>
-            <w:r>
-              <w:rPr>
-                <w:rFonts w:ascii="Preeti" w:hAnsi="Preeti"/>
-              </w:rPr>
-              <w:t>f{ 5</w:t>
-            </w:r>
-            <w:proofErr w:type="gramEnd"/>
-            <w:r>
-              <w:rPr>
-                <w:rFonts w:ascii="Preeti" w:hAnsi="Preeti"/>
-              </w:rPr>
-              <w:t>'6\</w:t>
-            </w:r>
-            <w:proofErr w:type="spellStart"/>
-            <w:r>
-              <w:rPr>
-                <w:rFonts w:ascii="Preeti" w:hAnsi="Preeti"/>
-              </w:rPr>
-              <w:t>ofP</w:t>
-            </w:r>
-            <w:proofErr w:type="spellEnd"/>
-            <w:r>
-              <w:rPr>
-                <w:rFonts w:ascii="Preeti" w:hAnsi="Preeti"/>
-              </w:rPr>
-              <w:t xml:space="preserve">/ </w:t>
-            </w:r>
-            <w:proofErr w:type="gramStart"/>
-            <w:r>
-              <w:rPr>
-                <w:rFonts w:ascii="Preeti" w:hAnsi="Preeti"/>
-              </w:rPr>
-              <w:t>n]Vg ;S</w:t>
-            </w:r>
-            <w:proofErr w:type="gramEnd"/>
-            <w:r>
-              <w:rPr>
-                <w:rFonts w:ascii="Preeti" w:hAnsi="Preeti"/>
-              </w:rPr>
-              <w:t>5g</w:t>
-            </w:r>
-            <w:proofErr w:type="gramStart"/>
-            <w:r>
-              <w:rPr>
-                <w:rFonts w:ascii="Preeti" w:hAnsi="Preeti"/>
-              </w:rPr>
-              <w:t>\ .</w:t>
-            </w:r>
-            <w:proofErr w:type="gramEnd"/>
+                <w:rFonts w:ascii="Kokila" w:hAnsi="Kokila" w:cs="Kokila" w:hint="cs"/>
+                <w:sz w:val="24"/>
+                <w:szCs w:val="24"/>
+                <w:cs/>
+                <w:lang w:bidi="hi-IN"/>
+              </w:rPr>
+              <w:t>क्रम</w:t>
+            </w:r>
+            <w:r>
+              <w:rPr>
+                <w:rFonts w:ascii="Preeti" w:hAnsi="Preeti" w:cs="Times New Roman"/>
+                <w:sz w:val="24"/>
+                <w:szCs w:val="24"/>
+                <w:cs/>
+                <w:lang w:bidi="hi-IN"/>
+              </w:rPr>
+              <w:t xml:space="preserve"> </w:t>
+            </w:r>
+            <w:r>
+              <w:rPr>
+                <w:rFonts w:ascii="Kokila" w:hAnsi="Kokila" w:cs="Kokila" w:hint="cs"/>
+                <w:sz w:val="24"/>
+                <w:szCs w:val="24"/>
+                <w:cs/>
+                <w:lang w:bidi="hi-IN"/>
+              </w:rPr>
+              <w:t>मिलाएर</w:t>
+            </w:r>
+            <w:r>
+              <w:rPr>
+                <w:rFonts w:ascii="Preeti" w:hAnsi="Preeti" w:cs="Times New Roman"/>
+                <w:sz w:val="24"/>
+                <w:szCs w:val="24"/>
+                <w:cs/>
+                <w:lang w:bidi="hi-IN"/>
+              </w:rPr>
+              <w:t xml:space="preserve"> </w:t>
+            </w:r>
+            <w:r>
+              <w:rPr>
+                <w:rFonts w:ascii="Kokila" w:hAnsi="Kokila" w:cs="Kokila" w:hint="cs"/>
+                <w:sz w:val="24"/>
+                <w:szCs w:val="24"/>
+                <w:cs/>
+                <w:lang w:bidi="hi-IN"/>
+              </w:rPr>
+              <w:t>लेख्न</w:t>
+            </w:r>
+            <w:r>
+              <w:rPr>
+                <w:rFonts w:ascii="Preeti" w:hAnsi="Preeti" w:cs="Times New Roman"/>
+                <w:sz w:val="24"/>
+                <w:szCs w:val="24"/>
+                <w:cs/>
+                <w:lang w:bidi="hi-IN"/>
+              </w:rPr>
+              <w:t xml:space="preserve"> </w:t>
+            </w:r>
+            <w:r>
+              <w:rPr>
+                <w:rFonts w:ascii="Kokila" w:hAnsi="Kokila" w:cs="Kokila" w:hint="cs"/>
+                <w:sz w:val="24"/>
+                <w:szCs w:val="24"/>
+                <w:cs/>
+                <w:lang w:bidi="hi-IN"/>
+              </w:rPr>
+              <w:t>सक्छन्</w:t>
+            </w:r>
+            <w:r>
+              <w:rPr>
+                <w:rFonts w:ascii="Kokila" w:hAnsi="Kokila" w:cs="Kokila"/>
+                <w:sz w:val="24"/>
+                <w:szCs w:val="24"/>
+                <w:lang w:bidi="hi-IN"/>
+              </w:rPr>
+              <w:t xml:space="preserve"> </w:t>
+            </w:r>
+            <w:r>
+              <w:rPr>
+                <w:rFonts w:ascii="Kokila" w:hAnsi="Kokila" w:cs="Kokila" w:hint="cs"/>
+                <w:sz w:val="24"/>
+                <w:szCs w:val="24"/>
+                <w:cs/>
+                <w:lang w:bidi="hi-IN"/>
+              </w:rPr>
+              <w:t>।</w:t>
+            </w:r>
           </w:p>
         </w:tc>
         <w:tc>
@@ -4789,33 +4793,75 @@
                 <w:szCs w:val="24"/>
               </w:rPr>
             </w:pPr>
-            <w:proofErr w:type="spellStart"/>
-            <w:r>
-              <w:rPr>
-                <w:rFonts w:ascii="Preeti" w:hAnsi="Preeti"/>
-              </w:rPr>
-              <w:t>jfSo</w:t>
-            </w:r>
-            <w:proofErr w:type="spellEnd"/>
-            <w:r>
-              <w:rPr>
-                <w:rFonts w:ascii="Preeti" w:hAnsi="Preeti"/>
-              </w:rPr>
-              <w:t xml:space="preserve"> k9Þg / </w:t>
-            </w:r>
-            <w:proofErr w:type="gramStart"/>
-            <w:r>
-              <w:rPr>
-                <w:rFonts w:ascii="Preeti" w:hAnsi="Preeti"/>
-              </w:rPr>
-              <w:t>n]Vg ;S</w:t>
-            </w:r>
-            <w:proofErr w:type="gramEnd"/>
-            <w:r>
-              <w:rPr>
-                <w:rFonts w:ascii="Preeti" w:hAnsi="Preeti"/>
-              </w:rPr>
-              <w:t>5g\.</w:t>
+            <w:r>
+              <w:rPr>
+                <w:rFonts w:ascii="Kokila" w:hAnsi="Kokila" w:cs="Kokila" w:hint="cs"/>
+                <w:sz w:val="24"/>
+                <w:szCs w:val="24"/>
+                <w:cs/>
+                <w:lang w:bidi="hi-IN"/>
+              </w:rPr>
+              <w:t>शब्द</w:t>
+            </w:r>
+            <w:r>
+              <w:rPr>
+                <w:rFonts w:ascii="Preeti" w:hAnsi="Preeti" w:cs="Times New Roman"/>
+                <w:sz w:val="24"/>
+                <w:szCs w:val="24"/>
+                <w:cs/>
+                <w:lang w:bidi="hi-IN"/>
+              </w:rPr>
+              <w:t xml:space="preserve"> </w:t>
+            </w:r>
+            <w:r>
+              <w:rPr>
+                <w:rFonts w:ascii="Kokila" w:hAnsi="Kokila" w:cs="Kokila" w:hint="cs"/>
+                <w:sz w:val="24"/>
+                <w:szCs w:val="24"/>
+                <w:cs/>
+                <w:lang w:bidi="hi-IN"/>
+              </w:rPr>
+              <w:t>बनाउन</w:t>
+            </w:r>
+            <w:r>
+              <w:rPr>
+                <w:rFonts w:ascii="Preeti" w:hAnsi="Preeti" w:cs="Times New Roman"/>
+                <w:sz w:val="24"/>
+                <w:szCs w:val="24"/>
+                <w:cs/>
+                <w:lang w:bidi="hi-IN"/>
+              </w:rPr>
+              <w:t xml:space="preserve"> </w:t>
+            </w:r>
+            <w:r>
+              <w:rPr>
+                <w:rFonts w:ascii="Kokila" w:hAnsi="Kokila" w:cs="Kokila" w:hint="cs"/>
+                <w:sz w:val="24"/>
+                <w:szCs w:val="24"/>
+                <w:cs/>
+                <w:lang w:bidi="hi-IN"/>
+              </w:rPr>
+              <w:t>सक्छन</w:t>
+            </w:r>
+            <w:r>
+              <w:rPr>
+                <w:rFonts w:ascii="Preeti" w:hAnsi="Preeti" w:cs="Times New Roman"/>
+                <w:sz w:val="24"/>
+                <w:szCs w:val="24"/>
+                <w:cs/>
+                <w:lang w:bidi="hi-IN"/>
+              </w:rPr>
+              <w:t xml:space="preserve"> </w:t>
+            </w:r>
+            <w:r>
+              <w:rPr>
+                <w:rFonts w:ascii="Kokila" w:hAnsi="Kokila" w:cs="Kokila" w:hint="cs"/>
+                <w:sz w:val="24"/>
+                <w:szCs w:val="24"/>
+                <w:cs/>
+                <w:lang w:bidi="hi-IN"/>
+              </w:rPr>
+              <w:t>।</w:t>
             </w:r>
           </w:p>
         </w:tc>
@@ -4855,47 +4901,113 @@
             </w:pPr>
             <w:r>
               <w:rPr>
-                <w:rFonts w:ascii="Preeti" w:hAnsi="Preeti"/>
-              </w:rPr>
-              <w:t xml:space="preserve">p:t} </w:t>
-            </w:r>
-            <w:proofErr w:type="spellStart"/>
-            <w:proofErr w:type="gramStart"/>
-            <w:r>
-              <w:rPr>
-                <w:rFonts w:ascii="Preeti" w:hAnsi="Preeti"/>
-              </w:rPr>
-              <w:t>dfqf;Fu</w:t>
-            </w:r>
-            <w:proofErr w:type="spellEnd"/>
-            <w:proofErr w:type="gramEnd"/>
-            <w:r>
-              <w:rPr>
-                <w:rFonts w:ascii="Preeti" w:hAnsi="Preeti"/>
-              </w:rPr>
-              <w:t xml:space="preserve"> hf]8f </w:t>
-            </w:r>
-            <w:proofErr w:type="spellStart"/>
-            <w:proofErr w:type="gramStart"/>
-            <w:r>
-              <w:rPr>
-                <w:rFonts w:ascii="Preeti" w:hAnsi="Preeti"/>
-              </w:rPr>
-              <w:t>ldnfpg</w:t>
-            </w:r>
-            <w:proofErr w:type="spellEnd"/>
-            <w:r>
-              <w:rPr>
-                <w:rFonts w:ascii="Preeti" w:hAnsi="Preeti"/>
-              </w:rPr>
-              <w:t xml:space="preserve"> ;S</w:t>
-            </w:r>
-            <w:proofErr w:type="gramEnd"/>
-            <w:r>
-              <w:rPr>
-                <w:rFonts w:ascii="Preeti" w:hAnsi="Preeti"/>
-              </w:rPr>
-              <w:t>5g\.</w:t>
+                <w:rFonts w:ascii="Kokila" w:hAnsi="Kokila" w:cs="Kokila" w:hint="cs"/>
+                <w:sz w:val="24"/>
+                <w:szCs w:val="24"/>
+                <w:cs/>
+                <w:lang w:bidi="hi-IN"/>
+              </w:rPr>
+              <w:t>चित्र</w:t>
+            </w:r>
+            <w:r>
+              <w:rPr>
+                <w:rFonts w:ascii="Preeti" w:hAnsi="Preeti" w:cs="Times New Roman"/>
+                <w:sz w:val="24"/>
+                <w:szCs w:val="24"/>
+                <w:cs/>
+                <w:lang w:bidi="hi-IN"/>
+              </w:rPr>
+              <w:t xml:space="preserve"> </w:t>
+            </w:r>
+            <w:r>
+              <w:rPr>
+                <w:rFonts w:ascii="Kokila" w:hAnsi="Kokila" w:cs="Kokila" w:hint="cs"/>
+                <w:sz w:val="24"/>
+                <w:szCs w:val="24"/>
+                <w:cs/>
+                <w:lang w:bidi="hi-IN"/>
+              </w:rPr>
+              <w:t>हेरी</w:t>
+            </w:r>
+            <w:r>
+              <w:rPr>
+                <w:rFonts w:ascii="Preeti" w:hAnsi="Preeti" w:cs="Times New Roman"/>
+                <w:sz w:val="24"/>
+                <w:szCs w:val="24"/>
+                <w:cs/>
+                <w:lang w:bidi="hi-IN"/>
+              </w:rPr>
+              <w:t xml:space="preserve"> </w:t>
+            </w:r>
+            <w:r>
+              <w:rPr>
+                <w:rFonts w:ascii="Kokila" w:hAnsi="Kokila" w:cs="Kokila" w:hint="cs"/>
+                <w:sz w:val="24"/>
+                <w:szCs w:val="24"/>
+                <w:cs/>
+                <w:lang w:bidi="hi-IN"/>
+              </w:rPr>
+              <w:t>नाम</w:t>
+            </w:r>
+            <w:r>
+              <w:rPr>
+                <w:rFonts w:ascii="Preeti" w:hAnsi="Preeti" w:cs="Times New Roman"/>
+                <w:sz w:val="24"/>
+                <w:szCs w:val="24"/>
+                <w:cs/>
+                <w:lang w:bidi="hi-IN"/>
+              </w:rPr>
+              <w:t xml:space="preserve"> </w:t>
+            </w:r>
+            <w:r>
+              <w:rPr>
+                <w:rFonts w:ascii="Kokila" w:hAnsi="Kokila" w:cs="Kokila" w:hint="cs"/>
+                <w:sz w:val="24"/>
+                <w:szCs w:val="24"/>
+                <w:cs/>
+                <w:lang w:bidi="hi-IN"/>
+              </w:rPr>
+              <w:t>लेखन</w:t>
+            </w:r>
+            <w:r>
+              <w:rPr>
+                <w:rFonts w:ascii="Preeti" w:hAnsi="Preeti" w:cs="Times New Roman"/>
+                <w:sz w:val="24"/>
+                <w:szCs w:val="24"/>
+                <w:cs/>
+                <w:lang w:bidi="hi-IN"/>
+              </w:rPr>
+              <w:t xml:space="preserve"> </w:t>
+            </w:r>
+            <w:r>
+              <w:rPr>
+                <w:rFonts w:ascii="Kokila" w:hAnsi="Kokila" w:cs="Kokila" w:hint="cs"/>
+                <w:sz w:val="24"/>
+                <w:szCs w:val="24"/>
+                <w:cs/>
+                <w:lang w:bidi="hi-IN"/>
+              </w:rPr>
+              <w:t>सक्छन्</w:t>
+            </w:r>
+            <w:r>
+              <w:rPr>
+                <w:rFonts w:ascii="Preeti" w:hAnsi="Preeti" w:cs="Times New Roman"/>
+                <w:sz w:val="24"/>
+                <w:szCs w:val="24"/>
+                <w:cs/>
+                <w:lang w:bidi="hi-IN"/>
+              </w:rPr>
+              <w:t xml:space="preserve"> </w:t>
+            </w:r>
+            <w:r>
+              <w:rPr>
+                <w:rFonts w:ascii="Kokila" w:hAnsi="Kokila" w:cs="Kokila" w:hint="cs"/>
+                <w:sz w:val="24"/>
+                <w:szCs w:val="24"/>
+                <w:cs/>
+                <w:lang w:bidi="hi-IN"/>
+              </w:rPr>
+              <w:t>।</w:t>
             </w:r>
           </w:p>
         </w:tc>
@@ -4933,47 +5045,152 @@
                 <w:szCs w:val="24"/>
               </w:rPr>
             </w:pPr>
-            <w:proofErr w:type="spellStart"/>
-            <w:r>
-              <w:rPr>
-                <w:rFonts w:ascii="Preeti" w:hAnsi="Preeti"/>
-              </w:rPr>
-              <w:t>lrqsf</w:t>
-            </w:r>
-            <w:proofErr w:type="spellEnd"/>
-            <w:r>
-              <w:rPr>
-                <w:rFonts w:ascii="Preeti" w:hAnsi="Preeti"/>
-              </w:rPr>
-              <w:t xml:space="preserve">] </w:t>
-            </w:r>
-            <w:proofErr w:type="spellStart"/>
-            <w:r>
-              <w:rPr>
-                <w:rFonts w:ascii="Preeti" w:hAnsi="Preeti"/>
-              </w:rPr>
-              <w:t>gfd</w:t>
-            </w:r>
-            <w:proofErr w:type="spellEnd"/>
-            <w:r>
-              <w:rPr>
-                <w:rFonts w:ascii="Preeti" w:hAnsi="Preeti"/>
+            <w:r>
+              <w:rPr>
+                <w:rFonts w:ascii="Kokila" w:hAnsi="Kokila" w:cs="Kokila" w:hint="cs"/>
+                <w:sz w:val="24"/>
+                <w:szCs w:val="24"/>
+                <w:cs/>
+                <w:lang w:bidi="hi-IN"/>
+              </w:rPr>
+              <w:t>ओकार</w:t>
+            </w:r>
+            <w:r>
+              <w:rPr>
+                <w:rFonts w:ascii="Preeti" w:hAnsi="Preeti" w:cs="Times New Roman"/>
+                <w:sz w:val="24"/>
+                <w:szCs w:val="24"/>
+                <w:cs/>
+                <w:lang w:bidi="hi-IN"/>
+              </w:rPr>
+              <w:t xml:space="preserve"> (</w:t>
+            </w:r>
+            <w:r>
+              <w:rPr>
+                <w:rFonts w:ascii="Preeti" w:hAnsi="Preeti" w:cs="Times New Roman"/>
+                <w:sz w:val="24"/>
+                <w:szCs w:val="24"/>
+                <w:lang w:bidi="hi-IN"/>
+              </w:rPr>
+              <w:t xml:space="preserve"> f] _</w:t>
+            </w:r>
+            <w:r>
+              <w:rPr>
+                <w:rFonts w:ascii="Preeti" w:hAnsi="Preeti" w:cs="Times New Roman"/>
+                <w:sz w:val="24"/>
+                <w:szCs w:val="24"/>
               </w:rPr>
               <w:t xml:space="preserve"> </w:t>
             </w:r>
-            <w:proofErr w:type="gramStart"/>
-            <w:r>
-              <w:rPr>
-                <w:rFonts w:ascii="Preeti" w:hAnsi="Preeti"/>
-              </w:rPr>
-              <w:t>n]Vg ;S</w:t>
-            </w:r>
-            <w:proofErr w:type="gramEnd"/>
-            <w:r>
-              <w:rPr>
-                <w:rFonts w:ascii="Preeti" w:hAnsi="Preeti"/>
-              </w:rPr>
-              <w:t>5g\.</w:t>
+            <w:r>
+              <w:rPr>
+                <w:rFonts w:ascii="Kokila" w:hAnsi="Kokila" w:cs="Kokila" w:hint="cs"/>
+                <w:sz w:val="24"/>
+                <w:szCs w:val="24"/>
+                <w:cs/>
+                <w:lang w:bidi="hi-IN"/>
+              </w:rPr>
+              <w:t>मात्रा</w:t>
+            </w:r>
+            <w:r>
+              <w:rPr>
+                <w:rFonts w:ascii="Preeti" w:hAnsi="Preeti" w:cs="Times New Roman"/>
+                <w:sz w:val="24"/>
+                <w:szCs w:val="24"/>
+                <w:cs/>
+                <w:lang w:bidi="hi-IN"/>
+              </w:rPr>
+              <w:t xml:space="preserve"> </w:t>
+            </w:r>
+            <w:r>
+              <w:rPr>
+                <w:rFonts w:ascii="Kokila" w:hAnsi="Kokila" w:cs="Kokila" w:hint="cs"/>
+                <w:sz w:val="24"/>
+                <w:szCs w:val="24"/>
+                <w:cs/>
+                <w:lang w:bidi="hi-IN"/>
+              </w:rPr>
+              <w:t>लागेका</w:t>
+            </w:r>
+            <w:r>
+              <w:rPr>
+                <w:rFonts w:ascii="Preeti" w:hAnsi="Preeti" w:cs="Times New Roman"/>
+                <w:sz w:val="24"/>
+                <w:szCs w:val="24"/>
+                <w:cs/>
+                <w:lang w:bidi="hi-IN"/>
+              </w:rPr>
+              <w:t xml:space="preserve"> </w:t>
+            </w:r>
+            <w:r>
+              <w:rPr>
+                <w:rFonts w:ascii="Kokila" w:hAnsi="Kokila" w:cs="Kokila" w:hint="cs"/>
+                <w:sz w:val="24"/>
+                <w:szCs w:val="24"/>
+                <w:cs/>
+                <w:lang w:bidi="hi-IN"/>
+              </w:rPr>
+              <w:t>शब्दहरु</w:t>
+            </w:r>
+            <w:r>
+              <w:rPr>
+                <w:rFonts w:ascii="Preeti" w:hAnsi="Preeti" w:cs="Times New Roman"/>
+                <w:sz w:val="24"/>
+                <w:szCs w:val="24"/>
+                <w:cs/>
+                <w:lang w:bidi="hi-IN"/>
+              </w:rPr>
+              <w:t xml:space="preserve"> </w:t>
+            </w:r>
+            <w:r>
+              <w:rPr>
+                <w:rFonts w:ascii="Kokila" w:hAnsi="Kokila" w:cs="Kokila" w:hint="cs"/>
+                <w:sz w:val="24"/>
+                <w:szCs w:val="24"/>
+                <w:cs/>
+                <w:lang w:bidi="hi-IN"/>
+              </w:rPr>
+              <w:t>लेख्न</w:t>
+            </w:r>
+            <w:r>
+              <w:rPr>
+                <w:rFonts w:ascii="Preeti" w:hAnsi="Preeti" w:cs="Times New Roman"/>
+                <w:sz w:val="24"/>
+                <w:szCs w:val="24"/>
+                <w:cs/>
+                <w:lang w:bidi="hi-IN"/>
+              </w:rPr>
+              <w:t xml:space="preserve"> </w:t>
+            </w:r>
+            <w:r>
+              <w:rPr>
+                <w:rFonts w:ascii="Kokila" w:hAnsi="Kokila" w:cs="Kokila" w:hint="cs"/>
+                <w:sz w:val="24"/>
+                <w:szCs w:val="24"/>
+                <w:cs/>
+                <w:lang w:bidi="hi-IN"/>
+              </w:rPr>
+              <w:t>सक्छन्</w:t>
+            </w:r>
+            <w:r>
+              <w:rPr>
+                <w:rFonts w:ascii="Preeti" w:hAnsi="Preeti" w:cs="Times New Roman"/>
+                <w:sz w:val="24"/>
+                <w:szCs w:val="24"/>
+                <w:cs/>
+                <w:lang w:bidi="hi-IN"/>
+              </w:rPr>
+              <w:t xml:space="preserve"> </w:t>
+            </w:r>
+            <w:r>
+              <w:rPr>
+                <w:rFonts w:ascii="Kokila" w:hAnsi="Kokila" w:cs="Kokila" w:hint="cs"/>
+                <w:sz w:val="24"/>
+                <w:szCs w:val="24"/>
+                <w:cs/>
+                <w:lang w:bidi="hi-IN"/>
+              </w:rPr>
+              <w:t>।</w:t>
             </w:r>
           </w:p>
         </w:tc>
@@ -5011,92 +5228,234 @@
                 <w:szCs w:val="24"/>
               </w:rPr>
             </w:pPr>
-            <w:proofErr w:type="spellStart"/>
-            <w:r>
-              <w:rPr>
-                <w:rFonts w:ascii="Preeti" w:hAnsi="Preeti"/>
-              </w:rPr>
-              <w:t>nofTds</w:t>
-            </w:r>
-            <w:proofErr w:type="spellEnd"/>
-            <w:r>
-              <w:rPr>
-                <w:rFonts w:ascii="Preeti" w:hAnsi="Preeti"/>
+            <w:r>
+              <w:rPr>
+                <w:rFonts w:ascii="Kokila" w:hAnsi="Kokila" w:cs="Kokila" w:hint="cs"/>
+                <w:sz w:val="24"/>
+                <w:szCs w:val="24"/>
+                <w:cs/>
+                <w:lang w:bidi="hi-IN"/>
+              </w:rPr>
+              <w:t>ह</w:t>
+            </w:r>
+            <w:r>
+              <w:rPr>
+                <w:rFonts w:ascii="Preeti" w:hAnsi="Preeti" w:cs="Kokila"/>
+                <w:sz w:val="24"/>
+                <w:szCs w:val="24"/>
+                <w:lang w:bidi="hi-IN"/>
+              </w:rPr>
+              <w:t>|</w:t>
+            </w:r>
+            <w:r>
+              <w:rPr>
+                <w:rFonts w:ascii="Kokila" w:hAnsi="Kokila" w:cs="Kokila" w:hint="cs"/>
+                <w:sz w:val="24"/>
+                <w:szCs w:val="24"/>
+                <w:cs/>
+                <w:lang w:bidi="hi-IN"/>
+              </w:rPr>
+              <w:t>स्व</w:t>
+            </w:r>
+            <w:r>
+              <w:rPr>
+                <w:rFonts w:ascii="Preeti" w:hAnsi="Preeti" w:cs="Times New Roman"/>
+                <w:sz w:val="24"/>
+                <w:szCs w:val="24"/>
+                <w:cs/>
+                <w:lang w:bidi="hi-IN"/>
               </w:rPr>
               <w:t xml:space="preserve"> </w:t>
             </w:r>
-            <w:proofErr w:type="spellStart"/>
-            <w:r>
-              <w:rPr>
-                <w:rFonts w:ascii="Preeti" w:hAnsi="Preeti"/>
-              </w:rPr>
-              <w:t>zAbdf</w:t>
-            </w:r>
-            <w:proofErr w:type="spellEnd"/>
-            <w:r>
-              <w:rPr>
-                <w:rFonts w:ascii="Preeti" w:hAnsi="Preeti"/>
+            <w:r>
+              <w:rPr>
+                <w:rFonts w:ascii="Kokila" w:hAnsi="Kokila" w:cs="Kokila" w:hint="cs"/>
+                <w:sz w:val="24"/>
+                <w:szCs w:val="24"/>
+                <w:cs/>
+                <w:lang w:bidi="hi-IN"/>
+              </w:rPr>
+              <w:t>उकार</w:t>
+            </w:r>
+            <w:r>
+              <w:rPr>
+                <w:rFonts w:ascii="Preeti" w:hAnsi="Preeti" w:cs="Times New Roman"/>
+                <w:sz w:val="24"/>
+                <w:szCs w:val="24"/>
+                <w:cs/>
+                <w:lang w:bidi="hi-IN"/>
+              </w:rPr>
+              <w:t xml:space="preserve"> (</w:t>
+            </w:r>
+            <w:r>
+              <w:rPr>
+                <w:rFonts w:ascii="Preeti" w:hAnsi="Preeti" w:cs="Times New Roman"/>
+                <w:sz w:val="24"/>
+                <w:szCs w:val="24"/>
+                <w:lang w:bidi="hi-IN"/>
+              </w:rPr>
+              <w:t xml:space="preserve"> ' </w:t>
+            </w:r>
+            <w:r>
+              <w:rPr>
+                <w:rFonts w:ascii="Preeti" w:hAnsi="Preeti" w:cs="Times New Roman"/>
+                <w:sz w:val="24"/>
+                <w:szCs w:val="24"/>
+                <w:cs/>
+                <w:lang w:bidi="hi-IN"/>
+              </w:rPr>
+              <w:t xml:space="preserve">) </w:t>
+            </w:r>
+            <w:r>
+              <w:rPr>
+                <w:rFonts w:ascii="Kokila" w:hAnsi="Kokila" w:cs="Kokila" w:hint="cs"/>
+                <w:sz w:val="24"/>
+                <w:szCs w:val="24"/>
+                <w:cs/>
+                <w:lang w:bidi="hi-IN"/>
+              </w:rPr>
+              <w:t>मात्रा</w:t>
+            </w:r>
+            <w:r>
+              <w:rPr>
+                <w:rFonts w:ascii="Preeti" w:hAnsi="Preeti" w:cs="Times New Roman"/>
+                <w:sz w:val="24"/>
+                <w:szCs w:val="24"/>
+                <w:cs/>
+                <w:lang w:bidi="hi-IN"/>
               </w:rPr>
               <w:t xml:space="preserve"> </w:t>
             </w:r>
-            <w:proofErr w:type="spellStart"/>
-            <w:r>
-              <w:rPr>
-                <w:rFonts w:ascii="Preeti" w:hAnsi="Preeti"/>
-              </w:rPr>
-              <w:t>uf</w:t>
-            </w:r>
-            <w:proofErr w:type="spellEnd"/>
-            <w:r>
-              <w:rPr>
-                <w:rFonts w:ascii="Preeti" w:hAnsi="Preeti"/>
-              </w:rPr>
-              <w:t>]</w:t>
-            </w:r>
-            <w:proofErr w:type="spellStart"/>
-            <w:r>
-              <w:rPr>
-                <w:rFonts w:ascii="Preeti" w:hAnsi="Preeti"/>
-              </w:rPr>
-              <w:t>nf</w:t>
-            </w:r>
-            <w:proofErr w:type="spellEnd"/>
-            <w:r>
-              <w:rPr>
-                <w:rFonts w:ascii="Preeti" w:hAnsi="Preeti"/>
-              </w:rPr>
-              <w:t xml:space="preserve">] 3]/f </w:t>
-            </w:r>
-            <w:proofErr w:type="spellStart"/>
-            <w:proofErr w:type="gramStart"/>
-            <w:r>
-              <w:rPr>
-                <w:rFonts w:ascii="Preeti" w:hAnsi="Preeti"/>
-              </w:rPr>
-              <w:t>nufpg</w:t>
-            </w:r>
-            <w:proofErr w:type="spellEnd"/>
-            <w:r>
-              <w:rPr>
-                <w:rFonts w:ascii="Preeti" w:hAnsi="Preeti"/>
-              </w:rPr>
-              <w:t xml:space="preserve"> ;S</w:t>
-            </w:r>
-            <w:proofErr w:type="gramEnd"/>
-            <w:r>
-              <w:rPr>
-                <w:rFonts w:ascii="Preeti" w:hAnsi="Preeti"/>
-              </w:rPr>
-              <w:t>5g</w:t>
-            </w:r>
-            <w:proofErr w:type="gramStart"/>
-            <w:r>
-              <w:rPr>
-                <w:rFonts w:ascii="Preeti" w:hAnsi="Preeti"/>
-              </w:rPr>
-              <w:t>\ .</w:t>
-            </w:r>
-            <w:proofErr w:type="gramEnd"/>
+            <w:r>
+              <w:rPr>
+                <w:rFonts w:ascii="Kokila" w:hAnsi="Kokila" w:cs="Kokila" w:hint="cs"/>
+                <w:sz w:val="24"/>
+                <w:szCs w:val="24"/>
+                <w:cs/>
+                <w:lang w:bidi="hi-IN"/>
+              </w:rPr>
+              <w:t>लागेका</w:t>
+            </w:r>
+            <w:r>
+              <w:rPr>
+                <w:rFonts w:ascii="Preeti" w:hAnsi="Preeti" w:cs="Times New Roman"/>
+                <w:sz w:val="24"/>
+                <w:szCs w:val="24"/>
+                <w:cs/>
+                <w:lang w:bidi="hi-IN"/>
+              </w:rPr>
+              <w:t xml:space="preserve"> </w:t>
+            </w:r>
+            <w:r>
+              <w:rPr>
+                <w:rFonts w:ascii="Kokila" w:hAnsi="Kokila" w:cs="Kokila" w:hint="cs"/>
+                <w:sz w:val="24"/>
+                <w:szCs w:val="24"/>
+                <w:cs/>
+                <w:lang w:bidi="hi-IN"/>
+              </w:rPr>
+              <w:t>शब्दहरुमा</w:t>
+            </w:r>
+            <w:r>
+              <w:rPr>
+                <w:rFonts w:ascii="Preeti" w:hAnsi="Preeti" w:cs="Times New Roman"/>
+                <w:sz w:val="24"/>
+                <w:szCs w:val="24"/>
+                <w:cs/>
+                <w:lang w:bidi="hi-IN"/>
+              </w:rPr>
+              <w:t xml:space="preserve"> </w:t>
+            </w:r>
+            <w:r>
+              <w:rPr>
+                <w:rFonts w:ascii="Kokila" w:hAnsi="Kokila" w:cs="Kokila" w:hint="cs"/>
+                <w:sz w:val="24"/>
+                <w:szCs w:val="24"/>
+                <w:cs/>
+                <w:lang w:bidi="hi-IN"/>
+              </w:rPr>
+              <w:t>गोलो</w:t>
+            </w:r>
+            <w:r>
+              <w:rPr>
+                <w:rFonts w:ascii="Preeti" w:hAnsi="Preeti" w:cs="Times New Roman"/>
+                <w:sz w:val="24"/>
+                <w:szCs w:val="24"/>
+                <w:cs/>
+                <w:lang w:bidi="hi-IN"/>
+              </w:rPr>
+              <w:t xml:space="preserve"> </w:t>
+            </w:r>
+            <w:r>
+              <w:rPr>
+                <w:rFonts w:ascii="Kokila" w:hAnsi="Kokila" w:cs="Kokila" w:hint="cs"/>
+                <w:sz w:val="24"/>
+                <w:szCs w:val="24"/>
+                <w:cs/>
+                <w:lang w:bidi="hi-IN"/>
+              </w:rPr>
+              <w:t>घेरा</w:t>
+            </w:r>
+            <w:r>
+              <w:rPr>
+                <w:rFonts w:ascii="Preeti" w:hAnsi="Preeti" w:cs="Times New Roman"/>
+                <w:sz w:val="24"/>
+                <w:szCs w:val="24"/>
+                <w:cs/>
+                <w:lang w:bidi="hi-IN"/>
+              </w:rPr>
+              <w:t xml:space="preserve"> </w:t>
+            </w:r>
+            <w:r>
+              <w:rPr>
+                <w:rFonts w:ascii="Kokila" w:hAnsi="Kokila" w:cs="Kokila" w:hint="cs"/>
+                <w:sz w:val="24"/>
+                <w:szCs w:val="24"/>
+                <w:cs/>
+                <w:lang w:bidi="hi-IN"/>
+              </w:rPr>
+              <w:t>लगाउन</w:t>
+            </w:r>
+            <w:r>
+              <w:rPr>
+                <w:rFonts w:ascii="Preeti" w:hAnsi="Preeti" w:cs="Times New Roman"/>
+                <w:sz w:val="24"/>
+                <w:szCs w:val="24"/>
+                <w:cs/>
+                <w:lang w:bidi="hi-IN"/>
+              </w:rPr>
+              <w:t xml:space="preserve"> </w:t>
+            </w:r>
+            <w:r>
+              <w:rPr>
+                <w:rFonts w:ascii="Kokila" w:hAnsi="Kokila" w:cs="Kokila" w:hint="cs"/>
+                <w:sz w:val="24"/>
+                <w:szCs w:val="24"/>
+                <w:cs/>
+                <w:lang w:bidi="hi-IN"/>
+              </w:rPr>
+              <w:t>सक्छन्</w:t>
+            </w:r>
+            <w:r>
+              <w:rPr>
+                <w:rFonts w:ascii="Preeti" w:hAnsi="Preeti" w:cs="Times New Roman"/>
+                <w:sz w:val="24"/>
+                <w:szCs w:val="24"/>
+                <w:cs/>
+                <w:lang w:bidi="hi-IN"/>
+              </w:rPr>
+              <w:t xml:space="preserve"> </w:t>
+            </w:r>
+            <w:r>
+              <w:rPr>
+                <w:rFonts w:ascii="Kokila" w:hAnsi="Kokila" w:cs="Kokila" w:hint="cs"/>
+                <w:sz w:val="24"/>
+                <w:szCs w:val="24"/>
+                <w:cs/>
+                <w:lang w:bidi="hi-IN"/>
+              </w:rPr>
+              <w:t>।</w:t>
+            </w:r>
           </w:p>
         </w:tc>
         <w:tc>
@@ -5133,75 +5492,115 @@
                 <w:szCs w:val="24"/>
               </w:rPr>
             </w:pPr>
-            <w:proofErr w:type="spellStart"/>
-            <w:r>
-              <w:rPr>
-                <w:rFonts w:ascii="Preeti" w:hAnsi="Preeti"/>
-              </w:rPr>
-              <w:t>tLg</w:t>
-            </w:r>
-            <w:proofErr w:type="spellEnd"/>
-            <w:r>
-              <w:rPr>
-                <w:rFonts w:ascii="Preeti" w:hAnsi="Preeti"/>
+            <w:r>
+              <w:rPr>
+                <w:rFonts w:ascii="Kokila" w:hAnsi="Kokila" w:cs="Kokila" w:hint="cs"/>
+                <w:sz w:val="24"/>
+                <w:szCs w:val="24"/>
+                <w:cs/>
+                <w:lang w:bidi="hi-IN"/>
+              </w:rPr>
+              <w:t>मिल्ने</w:t>
+            </w:r>
+            <w:r>
+              <w:rPr>
+                <w:rFonts w:ascii="Preeti" w:hAnsi="Preeti" w:cs="Times New Roman"/>
+                <w:sz w:val="24"/>
+                <w:szCs w:val="24"/>
+                <w:cs/>
+                <w:lang w:bidi="hi-IN"/>
               </w:rPr>
               <w:t xml:space="preserve"> </w:t>
             </w:r>
-            <w:proofErr w:type="spellStart"/>
-            <w:r>
-              <w:rPr>
-                <w:rFonts w:ascii="Preeti" w:hAnsi="Preeti"/>
-              </w:rPr>
-              <w:t>cIf</w:t>
-            </w:r>
-            <w:proofErr w:type="spellEnd"/>
-            <w:r>
-              <w:rPr>
-                <w:rFonts w:ascii="Preeti" w:hAnsi="Preeti"/>
-              </w:rPr>
-              <w:t xml:space="preserve">/n] </w:t>
-            </w:r>
-            <w:proofErr w:type="gramStart"/>
-            <w:r>
-              <w:rPr>
-                <w:rFonts w:ascii="Preeti" w:hAnsi="Preeti"/>
-              </w:rPr>
-              <w:t>ag]sf</w:t>
-            </w:r>
-            <w:proofErr w:type="gramEnd"/>
-            <w:r>
-              <w:rPr>
-                <w:rFonts w:ascii="Preeti" w:hAnsi="Preeti"/>
+            <w:r>
+              <w:rPr>
+                <w:rFonts w:ascii="Kokila" w:hAnsi="Kokila" w:cs="Kokila" w:hint="cs"/>
+                <w:sz w:val="24"/>
+                <w:szCs w:val="24"/>
+                <w:cs/>
+                <w:lang w:bidi="hi-IN"/>
+              </w:rPr>
+              <w:t>शब्दसँग</w:t>
+            </w:r>
+            <w:r>
+              <w:rPr>
+                <w:rFonts w:ascii="Preeti" w:hAnsi="Preeti" w:cs="Times New Roman"/>
+                <w:sz w:val="24"/>
+                <w:szCs w:val="24"/>
+                <w:cs/>
+                <w:lang w:bidi="hi-IN"/>
               </w:rPr>
               <w:t xml:space="preserve"> </w:t>
             </w:r>
-            <w:proofErr w:type="spellStart"/>
-            <w:r>
-              <w:rPr>
-                <w:rFonts w:ascii="Preeti" w:hAnsi="Preeti"/>
-              </w:rPr>
-              <w:t>zAbx</w:t>
-            </w:r>
-            <w:proofErr w:type="spellEnd"/>
-            <w:r>
-              <w:rPr>
-                <w:rFonts w:ascii="Preeti" w:hAnsi="Preeti"/>
-              </w:rPr>
-              <w:t xml:space="preserve">¿ </w:t>
-            </w:r>
-            <w:proofErr w:type="gramStart"/>
-            <w:r>
-              <w:rPr>
-                <w:rFonts w:ascii="Preeti" w:hAnsi="Preeti"/>
-              </w:rPr>
-              <w:t>n]Vg ;S</w:t>
-            </w:r>
-            <w:proofErr w:type="gramEnd"/>
-            <w:r>
-              <w:rPr>
-                <w:rFonts w:ascii="Preeti" w:hAnsi="Preeti"/>
-              </w:rPr>
-              <w:t>5g\.</w:t>
+            <w:r>
+              <w:rPr>
+                <w:rFonts w:ascii="Kokila" w:hAnsi="Kokila" w:cs="Kokila" w:hint="cs"/>
+                <w:sz w:val="24"/>
+                <w:szCs w:val="24"/>
+                <w:cs/>
+                <w:lang w:bidi="hi-IN"/>
+              </w:rPr>
+              <w:t>जोडा</w:t>
+            </w:r>
+            <w:r>
+              <w:rPr>
+                <w:rFonts w:ascii="Preeti" w:hAnsi="Preeti" w:cs="Times New Roman"/>
+                <w:sz w:val="24"/>
+                <w:szCs w:val="24"/>
+                <w:cs/>
+                <w:lang w:bidi="hi-IN"/>
+              </w:rPr>
+              <w:t xml:space="preserve"> </w:t>
+            </w:r>
+            <w:r>
+              <w:rPr>
+                <w:rFonts w:ascii="Kokila" w:hAnsi="Kokila" w:cs="Kokila" w:hint="cs"/>
+                <w:sz w:val="24"/>
+                <w:szCs w:val="24"/>
+                <w:cs/>
+                <w:lang w:bidi="hi-IN"/>
+              </w:rPr>
+              <w:t>मिलाउन</w:t>
+            </w:r>
+            <w:r>
+              <w:rPr>
+                <w:rFonts w:ascii="Preeti" w:hAnsi="Preeti" w:cs="Times New Roman"/>
+                <w:sz w:val="24"/>
+                <w:szCs w:val="24"/>
+                <w:cs/>
+                <w:lang w:bidi="hi-IN"/>
+              </w:rPr>
+              <w:t xml:space="preserve"> </w:t>
+            </w:r>
+            <w:r>
+              <w:rPr>
+                <w:rFonts w:ascii="Kokila" w:hAnsi="Kokila" w:cs="Kokila" w:hint="cs"/>
+                <w:sz w:val="24"/>
+                <w:szCs w:val="24"/>
+                <w:cs/>
+                <w:lang w:bidi="hi-IN"/>
+              </w:rPr>
+              <w:t>सक्छन्</w:t>
+            </w:r>
+            <w:r>
+              <w:rPr>
+                <w:rFonts w:ascii="Preeti" w:hAnsi="Preeti" w:cs="Times New Roman"/>
+                <w:sz w:val="24"/>
+                <w:szCs w:val="24"/>
+                <w:cs/>
+                <w:lang w:bidi="hi-IN"/>
+              </w:rPr>
+              <w:t xml:space="preserve"> </w:t>
+            </w:r>
+            <w:r>
+              <w:rPr>
+                <w:rFonts w:ascii="Kokila" w:hAnsi="Kokila" w:cs="Kokila" w:hint="cs"/>
+                <w:sz w:val="24"/>
+                <w:szCs w:val="24"/>
+                <w:cs/>
+                <w:lang w:bidi="hi-IN"/>
+              </w:rPr>
+              <w:t>।</w:t>
             </w:r>
           </w:p>
         </w:tc>
@@ -5239,41 +5638,145 @@
                 <w:szCs w:val="24"/>
               </w:rPr>
             </w:pPr>
-            <w:proofErr w:type="spellStart"/>
-            <w:r>
-              <w:rPr>
-                <w:rFonts w:ascii="Preeti" w:hAnsi="Preeti"/>
-              </w:rPr>
-              <w:t>zAb</w:t>
-            </w:r>
-            <w:proofErr w:type="spellEnd"/>
-            <w:r>
-              <w:rPr>
-                <w:rFonts w:ascii="Preeti" w:hAnsi="Preeti"/>
+            <w:r>
+              <w:rPr>
+                <w:rFonts w:ascii="Kokila" w:hAnsi="Kokila" w:cs="Kokila" w:hint="cs"/>
+                <w:sz w:val="24"/>
+                <w:szCs w:val="24"/>
+                <w:cs/>
+                <w:lang w:bidi="hi-IN"/>
+              </w:rPr>
+              <w:t>लयात्मक</w:t>
+            </w:r>
+            <w:r>
+              <w:rPr>
+                <w:rFonts w:ascii="Preeti" w:hAnsi="Preeti" w:cs="Times New Roman"/>
+                <w:sz w:val="24"/>
+                <w:szCs w:val="24"/>
+                <w:cs/>
+                <w:lang w:bidi="hi-IN"/>
               </w:rPr>
               <w:t xml:space="preserve"> </w:t>
             </w:r>
-            <w:proofErr w:type="spellStart"/>
-            <w:proofErr w:type="gramStart"/>
-            <w:r>
-              <w:rPr>
-                <w:rFonts w:ascii="Preeti" w:hAnsi="Preeti"/>
-              </w:rPr>
-              <w:t>agfpg</w:t>
-            </w:r>
-            <w:proofErr w:type="spellEnd"/>
-            <w:r>
-              <w:rPr>
-                <w:rFonts w:ascii="Preeti" w:hAnsi="Preeti"/>
-              </w:rPr>
-              <w:t xml:space="preserve"> ;S</w:t>
-            </w:r>
-            <w:proofErr w:type="gramEnd"/>
-            <w:r>
-              <w:rPr>
-                <w:rFonts w:ascii="Preeti" w:hAnsi="Preeti"/>
-              </w:rPr>
-              <w:t>5g\.</w:t>
+            <w:r>
+              <w:rPr>
+                <w:rFonts w:ascii="Kokila" w:hAnsi="Kokila" w:cs="Kokila" w:hint="cs"/>
+                <w:sz w:val="24"/>
+                <w:szCs w:val="24"/>
+                <w:cs/>
+                <w:lang w:bidi="hi-IN"/>
+              </w:rPr>
+              <w:t>शब्दमा</w:t>
+            </w:r>
+            <w:r>
+              <w:rPr>
+                <w:rFonts w:ascii="Preeti" w:hAnsi="Preeti" w:cs="Times New Roman"/>
+                <w:sz w:val="24"/>
+                <w:szCs w:val="24"/>
+                <w:cs/>
+                <w:lang w:bidi="hi-IN"/>
+              </w:rPr>
+              <w:t xml:space="preserve"> </w:t>
+            </w:r>
+            <w:r>
+              <w:rPr>
+                <w:rFonts w:ascii="Kokila" w:hAnsi="Kokila" w:cs="Kokila" w:hint="cs"/>
+                <w:sz w:val="24"/>
+                <w:szCs w:val="24"/>
+                <w:cs/>
+                <w:lang w:bidi="hi-IN"/>
+              </w:rPr>
+              <w:t>गोलो</w:t>
+            </w:r>
+            <w:r>
+              <w:rPr>
+                <w:rFonts w:ascii="Preeti" w:hAnsi="Preeti" w:cs="Times New Roman"/>
+                <w:sz w:val="24"/>
+                <w:szCs w:val="24"/>
+                <w:cs/>
+                <w:lang w:bidi="hi-IN"/>
+              </w:rPr>
+              <w:t xml:space="preserve"> </w:t>
+            </w:r>
+            <w:r>
+              <w:rPr>
+                <w:rFonts w:ascii="Kokila" w:hAnsi="Kokila" w:cs="Kokila"/>
+                <w:sz w:val="24"/>
+                <w:szCs w:val="24"/>
+                <w:cs/>
+                <w:lang w:bidi="ne-NP"/>
+              </w:rPr>
+              <w:t>घे</w:t>
+            </w:r>
+            <w:r>
+              <w:rPr>
+                <w:rFonts w:ascii="Kokila" w:hAnsi="Kokila" w:cs="Kokila" w:hint="cs"/>
+                <w:sz w:val="24"/>
+                <w:szCs w:val="24"/>
+                <w:cs/>
+                <w:lang w:bidi="hi-IN"/>
+              </w:rPr>
+              <w:t>रा</w:t>
+            </w:r>
+            <w:r>
+              <w:rPr>
+                <w:rFonts w:ascii="Preeti" w:hAnsi="Preeti" w:cs="Times New Roman"/>
+                <w:sz w:val="24"/>
+                <w:szCs w:val="24"/>
+                <w:cs/>
+                <w:lang w:bidi="hi-IN"/>
+              </w:rPr>
+              <w:t xml:space="preserve"> </w:t>
+            </w:r>
+            <w:r>
+              <w:rPr>
+                <w:rFonts w:ascii="Kokila" w:hAnsi="Kokila" w:cs="Kokila" w:hint="cs"/>
+                <w:sz w:val="24"/>
+                <w:szCs w:val="24"/>
+                <w:cs/>
+                <w:lang w:bidi="hi-IN"/>
+              </w:rPr>
+              <w:t>लगाउन</w:t>
+            </w:r>
+            <w:r>
+              <w:rPr>
+                <w:rFonts w:ascii="Preeti" w:hAnsi="Preeti" w:cs="Times New Roman"/>
+                <w:sz w:val="24"/>
+                <w:szCs w:val="24"/>
+                <w:cs/>
+                <w:lang w:bidi="hi-IN"/>
+              </w:rPr>
+              <w:t xml:space="preserve"> </w:t>
+            </w:r>
+            <w:r>
+              <w:rPr>
+                <w:rFonts w:ascii="Kokila" w:hAnsi="Kokila" w:cs="Kokila" w:hint="cs"/>
+                <w:sz w:val="24"/>
+                <w:szCs w:val="24"/>
+                <w:cs/>
+                <w:lang w:bidi="hi-IN"/>
+              </w:rPr>
+              <w:t>सक्छन्</w:t>
+            </w:r>
+            <w:r>
+              <w:rPr>
+                <w:rFonts w:ascii="Preeti" w:hAnsi="Preeti" w:cs="Times New Roman"/>
+                <w:sz w:val="24"/>
+                <w:szCs w:val="24"/>
+                <w:cs/>
+                <w:lang w:bidi="hi-IN"/>
+              </w:rPr>
+              <w:t xml:space="preserve"> </w:t>
+            </w:r>
+            <w:r>
+              <w:rPr>
+                <w:rFonts w:ascii="Kokila" w:hAnsi="Kokila" w:cs="Kokila" w:hint="cs"/>
+                <w:sz w:val="24"/>
+                <w:szCs w:val="24"/>
+                <w:cs/>
+                <w:lang w:bidi="hi-IN"/>
+              </w:rPr>
+              <w:t>।</w:t>
             </w:r>
           </w:p>
         </w:tc>
@@ -5313,135 +5816,133 @@
             </w:pPr>
             <w:r>
               <w:rPr>
-                <w:rFonts w:ascii="Preeti" w:hAnsi="Preeti"/>
-              </w:rPr>
-              <w:t>bL</w:t>
-            </w:r>
-            <w:proofErr w:type="gramStart"/>
-            <w:r>
-              <w:rPr>
-                <w:rFonts w:ascii="Preeti" w:hAnsi="Preeti"/>
-              </w:rPr>
-              <w:t>3{ O</w:t>
-            </w:r>
-            <w:proofErr w:type="gramEnd"/>
-            <w:r>
-              <w:rPr>
-                <w:rFonts w:ascii="Preeti" w:hAnsi="Preeti"/>
-              </w:rPr>
-              <w:t>{sf/ -</w:t>
-            </w:r>
-            <w:r>
-              <w:rPr>
-                <w:rFonts w:ascii="Preeti" w:hAnsi="Preeti"/>
-              </w:rPr>
-              <w:t>L</w:t>
-            </w:r>
-            <w:r>
-              <w:rPr>
-                <w:rFonts w:ascii="Preeti" w:hAnsi="Preeti"/>
-              </w:rPr>
-              <w:t xml:space="preserve">_ </w:t>
-            </w:r>
-            <w:proofErr w:type="spellStart"/>
-            <w:r>
-              <w:rPr>
-                <w:rFonts w:ascii="Preeti" w:hAnsi="Preeti"/>
-              </w:rPr>
-              <w:t>dfqf</w:t>
-            </w:r>
-            <w:proofErr w:type="spellEnd"/>
-            <w:r>
-              <w:rPr>
-                <w:rFonts w:ascii="Preeti" w:hAnsi="Preeti"/>
+                <w:rFonts w:ascii="Kokila" w:hAnsi="Kokila" w:cs="Kokila" w:hint="cs"/>
+                <w:sz w:val="24"/>
+                <w:szCs w:val="24"/>
+                <w:cs/>
+                <w:lang w:bidi="hi-IN"/>
+              </w:rPr>
+              <w:t>उस्तै</w:t>
+            </w:r>
+            <w:r>
+              <w:rPr>
+                <w:rFonts w:ascii="Preeti" w:hAnsi="Preeti" w:cs="Times New Roman"/>
+                <w:sz w:val="24"/>
+                <w:szCs w:val="24"/>
+                <w:cs/>
+                <w:lang w:bidi="hi-IN"/>
               </w:rPr>
               <w:t xml:space="preserve"> </w:t>
             </w:r>
-            <w:proofErr w:type="spellStart"/>
-            <w:proofErr w:type="gramStart"/>
-            <w:r>
-              <w:rPr>
-                <w:rFonts w:ascii="Preeti" w:hAnsi="Preeti"/>
-              </w:rPr>
-              <w:t>nfu</w:t>
-            </w:r>
-            <w:proofErr w:type="spellEnd"/>
-            <w:r>
-              <w:rPr>
-                <w:rFonts w:ascii="Preeti" w:hAnsi="Preeti"/>
-              </w:rPr>
-              <w:t>]sf</w:t>
-            </w:r>
-            <w:proofErr w:type="gramEnd"/>
-            <w:r>
-              <w:rPr>
-                <w:rFonts w:ascii="Preeti" w:hAnsi="Preeti"/>
+            <w:r>
+              <w:rPr>
+                <w:rFonts w:ascii="Kokila" w:hAnsi="Kokila" w:cs="Kokila" w:hint="cs"/>
+                <w:sz w:val="24"/>
+                <w:szCs w:val="24"/>
+                <w:cs/>
+                <w:lang w:bidi="hi-IN"/>
+              </w:rPr>
+              <w:t>सुनिने</w:t>
+            </w:r>
+            <w:r>
+              <w:rPr>
+                <w:rFonts w:ascii="Preeti" w:hAnsi="Preeti" w:cs="Times New Roman"/>
+                <w:sz w:val="24"/>
+                <w:szCs w:val="24"/>
+                <w:cs/>
+                <w:lang w:bidi="hi-IN"/>
               </w:rPr>
               <w:t xml:space="preserve"> </w:t>
             </w:r>
-            <w:proofErr w:type="spellStart"/>
-            <w:r>
-              <w:rPr>
-                <w:rFonts w:ascii="Preeti" w:hAnsi="Preeti"/>
-              </w:rPr>
-              <w:t>zAbx¿df</w:t>
-            </w:r>
-            <w:proofErr w:type="spellEnd"/>
-            <w:r>
-              <w:rPr>
-                <w:rFonts w:ascii="Preeti" w:hAnsi="Preeti"/>
+            <w:r>
+              <w:rPr>
+                <w:rFonts w:ascii="Kokila" w:hAnsi="Kokila" w:cs="Kokila" w:hint="cs"/>
+                <w:sz w:val="24"/>
+                <w:szCs w:val="24"/>
+                <w:cs/>
+                <w:lang w:bidi="hi-IN"/>
+              </w:rPr>
+              <w:t>शब्दहरूको</w:t>
+            </w:r>
+            <w:r>
+              <w:rPr>
+                <w:rFonts w:ascii="Preeti" w:hAnsi="Preeti" w:cs="Times New Roman"/>
+                <w:sz w:val="24"/>
+                <w:szCs w:val="24"/>
+                <w:cs/>
+                <w:lang w:bidi="hi-IN"/>
               </w:rPr>
               <w:t xml:space="preserve"> </w:t>
             </w:r>
-            <w:proofErr w:type="spellStart"/>
-            <w:r>
-              <w:rPr>
-                <w:rFonts w:ascii="Preeti" w:hAnsi="Preeti"/>
-              </w:rPr>
-              <w:t>uf</w:t>
-            </w:r>
-            <w:proofErr w:type="spellEnd"/>
-            <w:r>
-              <w:rPr>
-                <w:rFonts w:ascii="Preeti" w:hAnsi="Preeti"/>
-              </w:rPr>
-              <w:t>]</w:t>
-            </w:r>
-            <w:proofErr w:type="spellStart"/>
-            <w:r>
-              <w:rPr>
-                <w:rFonts w:ascii="Preeti" w:hAnsi="Preeti"/>
-              </w:rPr>
-              <w:t>nf</w:t>
-            </w:r>
-            <w:proofErr w:type="spellEnd"/>
-            <w:r>
-              <w:rPr>
-                <w:rFonts w:ascii="Preeti" w:hAnsi="Preeti"/>
-              </w:rPr>
-              <w:t xml:space="preserve">] 3]/f </w:t>
-            </w:r>
-            <w:proofErr w:type="spellStart"/>
-            <w:proofErr w:type="gramStart"/>
-            <w:r>
-              <w:rPr>
-                <w:rFonts w:ascii="Preeti" w:hAnsi="Preeti"/>
-              </w:rPr>
-              <w:t>nufpg</w:t>
-            </w:r>
-            <w:proofErr w:type="spellEnd"/>
-            <w:r>
-              <w:rPr>
-                <w:rFonts w:ascii="Preeti" w:hAnsi="Preeti"/>
-              </w:rPr>
-              <w:t xml:space="preserve"> ;S</w:t>
-            </w:r>
-            <w:proofErr w:type="gramEnd"/>
-            <w:r>
-              <w:rPr>
-                <w:rFonts w:ascii="Preeti" w:hAnsi="Preeti"/>
-              </w:rPr>
-              <w:t>5g\.</w:t>
+            <w:r>
+              <w:rPr>
+                <w:rFonts w:ascii="Kokila" w:hAnsi="Kokila" w:cs="Kokila" w:hint="cs"/>
+                <w:sz w:val="24"/>
+                <w:szCs w:val="24"/>
+                <w:cs/>
+                <w:lang w:bidi="hi-IN"/>
+              </w:rPr>
+              <w:t>जोडा</w:t>
+            </w:r>
+            <w:r>
+              <w:rPr>
+                <w:rFonts w:ascii="Preeti" w:hAnsi="Preeti" w:cs="Times New Roman"/>
+                <w:sz w:val="24"/>
+                <w:szCs w:val="24"/>
+                <w:cs/>
+                <w:lang w:bidi="hi-IN"/>
+              </w:rPr>
+              <w:t xml:space="preserve"> </w:t>
+            </w:r>
+            <w:r>
+              <w:rPr>
+                <w:rFonts w:ascii="Kokila" w:hAnsi="Kokila" w:cs="Kokila" w:hint="cs"/>
+                <w:sz w:val="24"/>
+                <w:szCs w:val="24"/>
+                <w:cs/>
+                <w:lang w:bidi="hi-IN"/>
+              </w:rPr>
+              <w:t>मिलाउन</w:t>
+            </w:r>
+            <w:r>
+              <w:rPr>
+                <w:rFonts w:ascii="Preeti" w:hAnsi="Preeti" w:cs="Times New Roman"/>
+                <w:sz w:val="24"/>
+                <w:szCs w:val="24"/>
+                <w:cs/>
+                <w:lang w:bidi="hi-IN"/>
+              </w:rPr>
+              <w:t xml:space="preserve"> </w:t>
+            </w:r>
+            <w:r>
+              <w:rPr>
+                <w:rFonts w:ascii="Kokila" w:hAnsi="Kokila" w:cs="Kokila" w:hint="cs"/>
+                <w:sz w:val="24"/>
+                <w:szCs w:val="24"/>
+                <w:cs/>
+                <w:lang w:bidi="hi-IN"/>
+              </w:rPr>
+              <w:t>सक्छन्</w:t>
+            </w:r>
+            <w:r>
+              <w:rPr>
+                <w:rFonts w:ascii="Preeti" w:hAnsi="Preeti" w:cs="Times New Roman"/>
+                <w:sz w:val="24"/>
+                <w:szCs w:val="24"/>
+                <w:cs/>
+                <w:lang w:bidi="hi-IN"/>
+              </w:rPr>
+              <w:t xml:space="preserve"> </w:t>
+            </w:r>
+            <w:r>
+              <w:rPr>
+                <w:rFonts w:ascii="Kokila" w:hAnsi="Kokila" w:cs="Kokila" w:hint="cs"/>
+                <w:sz w:val="24"/>
+                <w:szCs w:val="24"/>
+                <w:cs/>
+                <w:lang w:bidi="hi-IN"/>
+              </w:rPr>
+              <w:t>।</w:t>
             </w:r>
           </w:p>
         </w:tc>
@@ -5479,183 +5980,95 @@
                 <w:szCs w:val="24"/>
               </w:rPr>
             </w:pPr>
-            <w:proofErr w:type="spellStart"/>
-            <w:r>
-              <w:rPr>
-                <w:rFonts w:ascii="Preeti" w:hAnsi="Preeti"/>
-              </w:rPr>
-              <w:t>zAb</w:t>
-            </w:r>
-            <w:proofErr w:type="spellEnd"/>
-            <w:r>
-              <w:rPr>
-                <w:rFonts w:ascii="Preeti" w:hAnsi="Preeti"/>
-              </w:rPr>
-              <w:t xml:space="preserve"> / </w:t>
-            </w:r>
-            <w:proofErr w:type="spellStart"/>
-            <w:r>
-              <w:rPr>
-                <w:rFonts w:ascii="Preeti" w:hAnsi="Preeti"/>
-              </w:rPr>
-              <w:t>lrqsf</w:t>
-            </w:r>
-            <w:proofErr w:type="spellEnd"/>
-            <w:r>
-              <w:rPr>
-                <w:rFonts w:ascii="Preeti" w:hAnsi="Preeti"/>
-              </w:rPr>
-              <w:t xml:space="preserve">] hf]8f </w:t>
-            </w:r>
-            <w:proofErr w:type="spellStart"/>
-            <w:proofErr w:type="gramStart"/>
-            <w:r>
-              <w:rPr>
-                <w:rFonts w:ascii="Preeti" w:hAnsi="Preeti"/>
-              </w:rPr>
-              <w:t>ldnfpg</w:t>
-            </w:r>
-            <w:proofErr w:type="spellEnd"/>
-            <w:r>
-              <w:rPr>
-                <w:rFonts w:ascii="Preeti" w:hAnsi="Preeti"/>
-              </w:rPr>
-              <w:t xml:space="preserve"> ;S</w:t>
-            </w:r>
-            <w:proofErr w:type="gramEnd"/>
-            <w:r>
-              <w:rPr>
-                <w:rFonts w:ascii="Preeti" w:hAnsi="Preeti"/>
-              </w:rPr>
-              <w:t>5g</w:t>
-            </w:r>
-            <w:proofErr w:type="gramStart"/>
-            <w:r>
-              <w:rPr>
-                <w:rFonts w:ascii="Preeti" w:hAnsi="Preeti"/>
-              </w:rPr>
-              <w:t>\ .</w:t>
-            </w:r>
-            <w:proofErr w:type="gramEnd"/>
-          </w:p>
-        </w:tc>
-        <w:tc>
-          <w:tcPr>
-            <w:tcW w:w="713" w:type="pct"/>
-          </w:tcPr>
-          <w:p>
-            <w:pPr>
+            <w:r>
+              <w:rPr>
+                <w:rFonts w:ascii="Kokila" w:hAnsi="Kokila" w:cs="Kokila" w:hint="cs"/>
+                <w:sz w:val="24"/>
+                <w:szCs w:val="24"/>
+                <w:cs/>
+                <w:lang w:bidi="hi-IN"/>
+              </w:rPr>
+              <w:t>खाली</w:t>
+            </w:r>
+            <w:r>
               <w:rPr>
                 <w:rFonts w:ascii="Preeti" w:hAnsi="Preeti" w:cs="Times New Roman"/>
                 <w:sz w:val="24"/>
                 <w:szCs w:val="24"/>
-              </w:rPr>
-            </w:pPr>
-          </w:p>
-        </w:tc>
-      </w:tr>
-      <w:tr>
-        <w:tc>
-          <w:tcPr>
-            <w:tcW w:w="4287" w:type="pct"/>
-          </w:tcPr>
-          <w:p>
-            <w:pPr>
-              <w:pStyle w:val="ListParagraph"/>
-              <w:numPr>
-                <w:ilvl w:val="0"/>
-                <w:numId w:val="2"/>
-              </w:numPr>
-              <w:ind w:left="251" w:hanging="251"/>
+                <w:cs/>
+                <w:lang w:bidi="hi-IN"/>
+              </w:rPr>
+              <w:t xml:space="preserve"> </w:t>
+            </w:r>
+            <w:r>
+              <w:rPr>
+                <w:rFonts w:ascii="Kokila" w:hAnsi="Kokila" w:cs="Kokila" w:hint="cs"/>
+                <w:sz w:val="24"/>
+                <w:szCs w:val="24"/>
+                <w:cs/>
+                <w:lang w:bidi="hi-IN"/>
+              </w:rPr>
+              <w:t>ठाँउ</w:t>
+            </w:r>
+            <w:r>
               <w:rPr>
                 <w:rFonts w:ascii="Preeti" w:hAnsi="Preeti" w:cs="Times New Roman"/>
                 <w:sz w:val="24"/>
                 <w:szCs w:val="24"/>
-              </w:rPr>
-            </w:pPr>
-            <w:proofErr w:type="spellStart"/>
-            <w:r>
-              <w:rPr>
-                <w:rFonts w:ascii="Preeti" w:hAnsi="Preeti"/>
-              </w:rPr>
-              <w:t>ÚlsÚ</w:t>
-            </w:r>
-            <w:proofErr w:type="spellEnd"/>
-            <w:r>
-              <w:rPr>
-                <w:rFonts w:ascii="Preeti" w:hAnsi="Preeti"/>
+                <w:cs/>
+                <w:lang w:bidi="hi-IN"/>
               </w:rPr>
               <w:t xml:space="preserve"> </w:t>
             </w:r>
-            <w:proofErr w:type="gramStart"/>
-            <w:r>
-              <w:rPr>
-                <w:rFonts w:ascii="Preeti" w:hAnsi="Preeti"/>
-              </w:rPr>
-              <w:t>b]</w:t>
-            </w:r>
-            <w:proofErr w:type="spellStart"/>
-            <w:r>
-              <w:rPr>
-                <w:rFonts w:ascii="Preeti" w:hAnsi="Preeti"/>
-              </w:rPr>
-              <w:t>vL</w:t>
-            </w:r>
-            <w:proofErr w:type="spellEnd"/>
-            <w:proofErr w:type="gramEnd"/>
-            <w:r>
-              <w:rPr>
-                <w:rFonts w:ascii="Preeti" w:hAnsi="Preeti"/>
+            <w:r>
+              <w:rPr>
+                <w:rFonts w:ascii="Kokila" w:hAnsi="Kokila" w:cs="Kokila" w:hint="cs"/>
+                <w:sz w:val="24"/>
+                <w:szCs w:val="24"/>
+                <w:cs/>
+                <w:lang w:bidi="hi-IN"/>
+              </w:rPr>
+              <w:t>भर्न</w:t>
+            </w:r>
+            <w:r>
+              <w:rPr>
+                <w:rFonts w:ascii="Preeti" w:hAnsi="Preeti" w:cs="Times New Roman"/>
+                <w:sz w:val="24"/>
+                <w:szCs w:val="24"/>
+                <w:cs/>
+                <w:lang w:bidi="hi-IN"/>
               </w:rPr>
               <w:t xml:space="preserve"> </w:t>
             </w:r>
-            <w:proofErr w:type="spellStart"/>
-            <w:r>
-              <w:rPr>
-                <w:rFonts w:ascii="Preeti" w:hAnsi="Preeti"/>
-              </w:rPr>
-              <w:t>Úl</w:t>
-            </w:r>
-            <w:r>
-              <w:rPr>
-                <w:rFonts w:ascii="Preeti" w:hAnsi="Preeti"/>
-              </w:rPr>
-              <w:t>`</w:t>
-            </w:r>
-            <w:proofErr w:type="gramStart"/>
-            <w:r>
-              <w:rPr>
-                <w:rFonts w:ascii="Preeti" w:hAnsi="Preeti"/>
-              </w:rPr>
-              <w:t>Ú</w:t>
-            </w:r>
-            <w:proofErr w:type="spellEnd"/>
-            <w:r>
-              <w:rPr>
-                <w:rFonts w:ascii="Preeti" w:hAnsi="Preeti"/>
-              </w:rPr>
-              <w:t xml:space="preserve"> ;Dd</w:t>
-            </w:r>
-            <w:proofErr w:type="gramEnd"/>
-            <w:r>
-              <w:rPr>
-                <w:rFonts w:ascii="Preeti" w:hAnsi="Preeti"/>
+            <w:r>
+              <w:rPr>
+                <w:rFonts w:ascii="Kokila" w:hAnsi="Kokila" w:cs="Kokila" w:hint="cs"/>
+                <w:sz w:val="24"/>
+                <w:szCs w:val="24"/>
+                <w:cs/>
+                <w:lang w:bidi="hi-IN"/>
+              </w:rPr>
+              <w:t>सक्छन्</w:t>
+            </w:r>
+            <w:r>
+              <w:rPr>
+                <w:rFonts w:ascii="Preeti" w:hAnsi="Preeti" w:cs="Times New Roman"/>
+                <w:sz w:val="24"/>
+                <w:szCs w:val="24"/>
+                <w:cs/>
+                <w:lang w:bidi="hi-IN"/>
               </w:rPr>
               <w:t xml:space="preserve"> </w:t>
             </w:r>
-            <w:proofErr w:type="gramStart"/>
-            <w:r>
-              <w:rPr>
-                <w:rFonts w:ascii="Preeti" w:hAnsi="Preeti"/>
-              </w:rPr>
-              <w:t>n]Vg ;S</w:t>
-            </w:r>
-            <w:proofErr w:type="gramEnd"/>
-            <w:r>
-              <w:rPr>
-                <w:rFonts w:ascii="Preeti" w:hAnsi="Preeti"/>
-              </w:rPr>
-              <w:t>5g\.</w:t>
+            <w:r>
+              <w:rPr>
+                <w:rFonts w:ascii="Kokila" w:hAnsi="Kokila" w:cs="Kokila" w:hint="cs"/>
+                <w:sz w:val="24"/>
+                <w:szCs w:val="24"/>
+                <w:cs/>
+                <w:lang w:bidi="hi-IN"/>
+              </w:rPr>
+              <w:t>।</w:t>
             </w:r>
           </w:p>
         </w:tc>
@@ -5675,6 +6088,19 @@
         </w:tc>
       </w:tr>
     </w:tbl>
+    <w:p>
+      <w:pPr>
+        <w:spacing w:after="0" w:line="240" w:lineRule="auto"/>
+        <w:jc w:val="center"/>
+        <w:rPr>
+          <w:rFonts w:ascii="Times New Roman" w:hAnsi="Times New Roman" w:cs="Times New Roman"/>
+          <w:b/>
+          <w:caps/>
+          <w:sz w:val="24"/>
+          <w:szCs w:val="24"/>
+        </w:rPr>
+      </w:pPr>
+    </w:p>
     <w:p>
       <w:pPr>
         <w:spacing w:after="0" w:line="240" w:lineRule="auto"/>
@@ -5783,19 +6209,7 @@
               <w:rPr>
                 <w:rFonts w:asciiTheme="majorBidi" w:hAnsiTheme="majorBidi" w:cstheme="majorBidi"/>
               </w:rPr>
-              <w:t>Can tick (</w:t>
-            </w:r>
-            <w:r>
-              <w:rPr>
-                <w:rFonts w:ascii="Segoe UI Symbol" w:hAnsi="Segoe UI Symbol" w:cs="Segoe UI Symbol"/>
-              </w:rPr>
-              <w:t>✔</w:t>
-            </w:r>
-            <w:r>
-              <w:rPr>
-                <w:rFonts w:asciiTheme="majorBidi" w:hAnsiTheme="majorBidi" w:cstheme="majorBidi"/>
-              </w:rPr>
-              <w:t>) the long objects.</w:t>
+              <w:t>Can count and write.</w:t>
             </w:r>
           </w:p>
         </w:tc>
@@ -5835,7 +6249,7 @@
               <w:rPr>
                 <w:rFonts w:asciiTheme="majorBidi" w:hAnsiTheme="majorBidi" w:cstheme="majorBidi"/>
               </w:rPr>
-              <w:t>Can count and write.</w:t>
+              <w:t>Can write what comes before.</w:t>
             </w:r>
           </w:p>
         </w:tc>
@@ -5875,7 +6289,7 @@
               <w:rPr>
                 <w:rFonts w:asciiTheme="majorBidi" w:hAnsiTheme="majorBidi" w:cstheme="majorBidi"/>
               </w:rPr>
-              <w:t>Can circle the biggest number.</w:t>
+              <w:t>Can write what comes after.</w:t>
             </w:r>
           </w:p>
         </w:tc>
@@ -5915,7 +6329,19 @@
               <w:rPr>
                 <w:rFonts w:asciiTheme="majorBidi" w:hAnsiTheme="majorBidi" w:cstheme="majorBidi"/>
               </w:rPr>
-              <w:t>Can draw the balls as per given numbers.</w:t>
+              <w:t>Can write the number</w:t>
+            </w:r>
+            <w:r>
+              <w:rPr>
+                <w:rFonts w:asciiTheme="majorBidi" w:hAnsiTheme="majorBidi" w:cstheme="majorBidi"/>
+              </w:rPr>
+              <w:t>’</w:t>
+            </w:r>
+            <w:r>
+              <w:rPr>
+                <w:rFonts w:asciiTheme="majorBidi" w:hAnsiTheme="majorBidi" w:cstheme="majorBidi"/>
+              </w:rPr>
+              <w:t>s name.</w:t>
             </w:r>
           </w:p>
         </w:tc>
@@ -5955,7 +6381,7 @@
               <w:rPr>
                 <w:rFonts w:asciiTheme="majorBidi" w:hAnsiTheme="majorBidi" w:cstheme="majorBidi"/>
               </w:rPr>
-              <w:t>Can write what comes after.</w:t>
+              <w:t>Can draw the place values as per given numbers.</w:t>
             </w:r>
           </w:p>
         </w:tc>
@@ -5995,7 +6421,7 @@
               <w:rPr>
                 <w:rFonts w:asciiTheme="majorBidi" w:hAnsiTheme="majorBidi" w:cstheme="majorBidi"/>
               </w:rPr>
-              <w:t>Can write what comes before.</w:t>
+              <w:t>Can write the Devnagari number’s name.</w:t>
             </w:r>
           </w:p>
         </w:tc>
@@ -6075,7 +6501,7 @@
               <w:rPr>
                 <w:rFonts w:asciiTheme="majorBidi" w:hAnsiTheme="majorBidi" w:cstheme="majorBidi"/>
               </w:rPr>
-              <w:t>Can write the first letter of the given shapes.</w:t>
+              <w:t>Can compare the numbers and put &gt;, &lt; or =.</w:t>
             </w:r>
           </w:p>
         </w:tc>
@@ -6115,8 +6541,19 @@
               <w:rPr>
                 <w:rFonts w:asciiTheme="majorBidi" w:hAnsiTheme="majorBidi" w:cstheme="majorBidi"/>
               </w:rPr>
-              <w:lastRenderedPageBreak/>
-              <w:t>Can compare the numbers and put '&gt;', '&lt;' or '='.</w:t>
+              <w:t>Can write the missing number</w:t>
+            </w:r>
+            <w:r>
+              <w:rPr>
+                <w:rFonts w:asciiTheme="majorBidi" w:hAnsiTheme="majorBidi" w:cstheme="majorBidi"/>
+              </w:rPr>
+              <w:t>s</w:t>
+            </w:r>
+            <w:r>
+              <w:rPr>
+                <w:rFonts w:asciiTheme="majorBidi" w:hAnsiTheme="majorBidi" w:cstheme="majorBidi"/>
+              </w:rPr>
+              <w:t>.</w:t>
             </w:r>
           </w:p>
         </w:tc>
@@ -6135,66 +6572,7 @@
           </w:p>
         </w:tc>
       </w:tr>
-      <w:tr>
-        <w:tc>
-          <w:tcPr>
-            <w:tcW w:w="4309" w:type="pct"/>
-            <w:tcBorders>
-              <w:bottom w:val="single" w:sz="4" w:space="0" w:color="auto"/>
-            </w:tcBorders>
-          </w:tcPr>
-          <w:p>
-            <w:pPr>
-              <w:pStyle w:val="ListParagraph"/>
-              <w:numPr>
-                <w:ilvl w:val="0"/>
-                <w:numId w:val="1"/>
-              </w:numPr>
-              <w:ind w:left="270" w:hanging="270"/>
-              <w:rPr>
-                <w:rFonts w:asciiTheme="majorBidi" w:hAnsiTheme="majorBidi" w:cstheme="majorBidi"/>
-              </w:rPr>
-            </w:pPr>
-            <w:r>
-              <w:rPr>
-                <w:rFonts w:asciiTheme="majorBidi" w:hAnsiTheme="majorBidi" w:cstheme="majorBidi"/>
-              </w:rPr>
-              <w:t>Can write the missing numbers.</w:t>
-            </w:r>
-          </w:p>
-        </w:tc>
-        <w:tc>
-          <w:tcPr>
-            <w:tcW w:w="691" w:type="pct"/>
-            <w:tcBorders>
-              <w:bottom w:val="single" w:sz="4" w:space="0" w:color="auto"/>
-            </w:tcBorders>
-          </w:tcPr>
-          <w:p>
-            <w:pPr>
-              <w:rPr>
-                <w:rFonts w:ascii="Times New Roman" w:hAnsi="Times New Roman" w:cs="Times New Roman"/>
-                <w:sz w:val="28"/>
-                <w:szCs w:val="28"/>
-              </w:rPr>
-            </w:pPr>
-          </w:p>
-        </w:tc>
-      </w:tr>
     </w:tbl>
-    <w:p>
-      <w:pPr>
-        <w:spacing w:after="0" w:line="240" w:lineRule="auto"/>
-        <w:jc w:val="center"/>
-        <w:rPr>
-          <w:rFonts w:ascii="Preeti" w:hAnsi="Preeti"/>
-          <w:b/>
-          <w:bCs/>
-          <w:sz w:val="28"/>
-          <w:szCs w:val="28"/>
-        </w:rPr>
-      </w:pPr>
-    </w:p>
     <w:p>
       <w:pPr>
         <w:spacing w:after="0" w:line="240" w:lineRule="auto"/>
@@ -6215,6 +6593,7 @@
           <w:sz w:val="28"/>
           <w:szCs w:val="28"/>
         </w:rPr>
+        <w:lastRenderedPageBreak/>
         <w:t>Social Science</w:t>
       </w:r>
     </w:p>
@@ -6308,8 +6687,10 @@
             <w:r>
               <w:rPr>
                 <w:rFonts w:asciiTheme="majorBidi" w:hAnsiTheme="majorBidi" w:cstheme="majorBidi"/>
-              </w:rPr>
-              <w:t>Can name the given pictures.</w:t>
+                <w:sz w:val="26"/>
+                <w:szCs w:val="26"/>
+              </w:rPr>
+              <w:t>Can match the traffic lights with signals.</w:t>
             </w:r>
           </w:p>
         </w:tc>
@@ -6353,8 +6734,26 @@
             <w:r>
               <w:rPr>
                 <w:rFonts w:asciiTheme="majorBidi" w:hAnsiTheme="majorBidi" w:cstheme="majorBidi"/>
-              </w:rPr>
-              <w:t>Can count and write.</w:t>
+                <w:sz w:val="26"/>
+                <w:szCs w:val="26"/>
+              </w:rPr>
+              <w:t>Can write the name of any (3) domestic</w:t>
+            </w:r>
+            <w:r>
+              <w:rPr>
+                <w:rFonts w:asciiTheme="majorBidi" w:hAnsiTheme="majorBidi" w:cstheme="majorBidi"/>
+                <w:sz w:val="26"/>
+                <w:szCs w:val="26"/>
+              </w:rPr>
+              <w:t xml:space="preserve"> animals</w:t>
+            </w:r>
+            <w:r>
+              <w:rPr>
+                <w:rFonts w:asciiTheme="majorBidi" w:hAnsiTheme="majorBidi" w:cstheme="majorBidi"/>
+                <w:sz w:val="26"/>
+                <w:szCs w:val="26"/>
+              </w:rPr>
+              <w:t>.</w:t>
             </w:r>
           </w:p>
         </w:tc>
@@ -6398,8 +6797,10 @@
             <w:r>
               <w:rPr>
                 <w:rFonts w:asciiTheme="majorBidi" w:hAnsiTheme="majorBidi" w:cstheme="majorBidi"/>
-              </w:rPr>
-              <w:t>Can circle the similar words.</w:t>
+                <w:sz w:val="26"/>
+                <w:szCs w:val="26"/>
+              </w:rPr>
+              <w:t>Can write the name of any (3)  wild animals.</w:t>
             </w:r>
           </w:p>
         </w:tc>
@@ -6420,7 +6821,7 @@
       </w:tr>
       <w:tr>
         <w:trPr>
-          <w:trHeight w:val="360"/>
+          <w:trHeight w:val="341"/>
         </w:trPr>
         <w:tc>
           <w:tcPr>
@@ -6443,20 +6844,26 @@
             <w:r>
               <w:rPr>
                 <w:rFonts w:asciiTheme="majorBidi" w:hAnsiTheme="majorBidi" w:cstheme="majorBidi"/>
-              </w:rPr>
-              <w:t>Can tick (</w:t>
-            </w:r>
-            <w:r>
-              <w:rPr>
-                <w:rFonts w:ascii="Segoe UI Symbol" w:hAnsi="Segoe UI Symbol" w:cs="Segoe UI Symbol"/>
-              </w:rPr>
-              <w:t>✔</w:t>
-            </w:r>
-            <w:r>
-              <w:rPr>
-                <w:rFonts w:asciiTheme="majorBidi" w:hAnsiTheme="majorBidi" w:cstheme="majorBidi"/>
-              </w:rPr>
-              <w:t>) the correct words.</w:t>
+                <w:sz w:val="26"/>
+                <w:szCs w:val="26"/>
+              </w:rPr>
+              <w:t>Can write the name of any (3) colour</w:t>
+            </w:r>
+            <w:r>
+              <w:rPr>
+                <w:rFonts w:asciiTheme="majorBidi" w:hAnsiTheme="majorBidi" w:cstheme="majorBidi"/>
+                <w:sz w:val="26"/>
+                <w:szCs w:val="26"/>
+              </w:rPr>
+              <w:t>’</w:t>
+            </w:r>
+            <w:r>
+              <w:rPr>
+                <w:rFonts w:asciiTheme="majorBidi" w:hAnsiTheme="majorBidi" w:cstheme="majorBidi"/>
+                <w:sz w:val="26"/>
+                <w:szCs w:val="26"/>
+              </w:rPr>
+              <w:t>s.</w:t>
             </w:r>
           </w:p>
         </w:tc>
@@ -6493,31 +6900,17 @@
               <w:ind w:left="360"/>
               <w:rPr>
                 <w:rFonts w:asciiTheme="majorBidi" w:hAnsiTheme="majorBidi" w:cstheme="majorBidi"/>
-              </w:rPr>
-            </w:pPr>
-            <w:r>
-              <w:rPr>
-                <w:rFonts w:asciiTheme="majorBidi" w:hAnsiTheme="majorBidi" w:cstheme="majorBidi"/>
-              </w:rPr>
-              <w:t>Can</w:t>
-            </w:r>
-            <w:r>
-              <w:rPr>
-                <w:rFonts w:asciiTheme="majorBidi" w:hAnsiTheme="majorBidi" w:cstheme="majorBidi"/>
-              </w:rPr>
-              <w:t xml:space="preserve"> write</w:t>
-            </w:r>
-            <w:r>
-              <w:rPr>
-                <w:rFonts w:asciiTheme="majorBidi" w:hAnsiTheme="majorBidi" w:cstheme="majorBidi"/>
-              </w:rPr>
-              <w:t xml:space="preserve"> the</w:t>
-            </w:r>
-            <w:r>
-              <w:rPr>
-                <w:rFonts w:asciiTheme="majorBidi" w:hAnsiTheme="majorBidi" w:cstheme="majorBidi"/>
-              </w:rPr>
-              <w:t xml:space="preserve"> name any (5) body parts.</w:t>
+                <w:sz w:val="26"/>
+                <w:szCs w:val="26"/>
+              </w:rPr>
+            </w:pPr>
+            <w:r>
+              <w:rPr>
+                <w:rFonts w:asciiTheme="majorBidi" w:hAnsiTheme="majorBidi" w:cstheme="majorBidi"/>
+                <w:sz w:val="26"/>
+                <w:szCs w:val="26"/>
+              </w:rPr>
+              <w:t>Can circle the similar words.</w:t>
             </w:r>
           </w:p>
         </w:tc>
@@ -6538,7 +6931,7 @@
       </w:tr>
       <w:tr>
         <w:trPr>
-          <w:trHeight w:val="357"/>
+          <w:trHeight w:val="360"/>
         </w:trPr>
         <w:tc>
           <w:tcPr>
@@ -6554,15 +6947,25 @@
               <w:ind w:left="360"/>
               <w:rPr>
                 <w:rFonts w:asciiTheme="majorBidi" w:hAnsiTheme="majorBidi" w:cstheme="majorBidi"/>
-                <w:sz w:val="26"/>
-                <w:szCs w:val="26"/>
-              </w:rPr>
-            </w:pPr>
-            <w:r>
-              <w:rPr>
-                <w:rFonts w:asciiTheme="majorBidi" w:hAnsiTheme="majorBidi" w:cstheme="majorBidi"/>
-              </w:rPr>
-              <w:t>Can write 'G' for good habits and 'B' for bad habits.</w:t>
+              </w:rPr>
+            </w:pPr>
+            <w:r>
+              <w:rPr>
+                <w:rFonts w:asciiTheme="majorBidi" w:hAnsiTheme="majorBidi" w:cstheme="majorBidi"/>
+              </w:rPr>
+              <w:t>Can tick (</w:t>
+            </w:r>
+            <w:r>
+              <w:rPr>
+                <w:rFonts w:ascii="Segoe UI Symbol" w:hAnsi="Segoe UI Symbol" w:cs="Segoe UI Symbol"/>
+              </w:rPr>
+              <w:t>✔</w:t>
+            </w:r>
+            <w:r>
+              <w:rPr>
+                <w:rFonts w:asciiTheme="majorBidi" w:hAnsiTheme="majorBidi" w:cstheme="majorBidi"/>
+              </w:rPr>
+              <w:t>) the correct words.</w:t>
             </w:r>
           </w:p>
         </w:tc>
@@ -6583,7 +6986,7 @@
       </w:tr>
       <w:tr>
         <w:trPr>
-          <w:trHeight w:val="341"/>
+          <w:trHeight w:val="357"/>
         </w:trPr>
         <w:tc>
           <w:tcPr>
@@ -6606,8 +7009,10 @@
             <w:r>
               <w:rPr>
                 <w:rFonts w:asciiTheme="majorBidi" w:hAnsiTheme="majorBidi" w:cstheme="majorBidi"/>
-              </w:rPr>
-              <w:t>Can circle the correct words.</w:t>
+                <w:sz w:val="26"/>
+                <w:szCs w:val="26"/>
+              </w:rPr>
+              <w:t>Can name the given pictures.</w:t>
             </w:r>
           </w:p>
         </w:tc>
@@ -6651,8 +7056,10 @@
             <w:r>
               <w:rPr>
                 <w:rFonts w:asciiTheme="majorBidi" w:hAnsiTheme="majorBidi" w:cstheme="majorBidi"/>
-              </w:rPr>
-              <w:t>Can circle only vegetables.</w:t>
+                <w:sz w:val="26"/>
+                <w:szCs w:val="26"/>
+              </w:rPr>
+              <w:t>Can write the missing letters.</w:t>
             </w:r>
           </w:p>
         </w:tc>
@@ -6696,8 +7103,10 @@
             <w:r>
               <w:rPr>
                 <w:rFonts w:asciiTheme="majorBidi" w:hAnsiTheme="majorBidi" w:cstheme="majorBidi"/>
-              </w:rPr>
-              <w:t>Can write 'L' for living things and 'N' for non-living things.</w:t>
+                <w:sz w:val="26"/>
+                <w:szCs w:val="26"/>
+              </w:rPr>
+              <w:t>Can match the given pictures.</w:t>
             </w:r>
           </w:p>
         </w:tc>
@@ -6741,8 +7150,57 @@
             <w:r>
               <w:rPr>
                 <w:rFonts w:asciiTheme="majorBidi" w:hAnsiTheme="majorBidi" w:cstheme="majorBidi"/>
-              </w:rPr>
-              <w:t>Can match the correct pictures.</w:t>
+                <w:sz w:val="26"/>
+                <w:szCs w:val="26"/>
+              </w:rPr>
+              <w:t>Can write ‘d’ for domestic animals and ‘w’ for wild animals.</w:t>
+            </w:r>
+          </w:p>
+        </w:tc>
+        <w:tc>
+          <w:tcPr>
+            <w:tcW w:w="716" w:type="pct"/>
+          </w:tcPr>
+          <w:p>
+            <w:pPr>
+              <w:rPr>
+                <w:rFonts w:asciiTheme="majorBidi" w:hAnsiTheme="majorBidi" w:cstheme="majorBidi"/>
+                <w:sz w:val="28"/>
+                <w:szCs w:val="28"/>
+              </w:rPr>
+            </w:pPr>
+          </w:p>
+        </w:tc>
+      </w:tr>
+      <w:tr>
+        <w:trPr>
+          <w:trHeight w:val="341"/>
+        </w:trPr>
+        <w:tc>
+          <w:tcPr>
+            <w:tcW w:w="4284" w:type="pct"/>
+          </w:tcPr>
+          <w:p>
+            <w:pPr>
+              <w:pStyle w:val="ListParagraph"/>
+              <w:numPr>
+                <w:ilvl w:val="0"/>
+                <w:numId w:val="1"/>
+              </w:numPr>
+              <w:ind w:left="360"/>
+              <w:rPr>
+                <w:rFonts w:asciiTheme="majorBidi" w:hAnsiTheme="majorBidi" w:cstheme="majorBidi"/>
+                <w:sz w:val="26"/>
+                <w:szCs w:val="26"/>
+              </w:rPr>
+            </w:pPr>
+            <w:r>
+              <w:rPr>
+                <w:rFonts w:asciiTheme="majorBidi" w:hAnsiTheme="majorBidi" w:cstheme="majorBidi"/>
+                <w:sz w:val="26"/>
+                <w:szCs w:val="26"/>
+              </w:rPr>
+              <w:t>Can write ‘L’ for living things and ‘N’ for non- living things.</w:t>
             </w:r>
           </w:p>
         </w:tc>
@@ -6875,22 +7333,11 @@
             <w:r>
               <w:rPr>
                 <w:rFonts w:asciiTheme="majorBidi" w:hAnsiTheme="majorBidi" w:cstheme="majorBidi"/>
-              </w:rPr>
-              <w:t xml:space="preserve">Can join the dots and </w:t>
-            </w:r>
-            <w:proofErr w:type="spellStart"/>
-            <w:r>
-              <w:rPr>
-                <w:rFonts w:asciiTheme="majorBidi" w:hAnsiTheme="majorBidi" w:cstheme="majorBidi"/>
-              </w:rPr>
-              <w:t>colour</w:t>
-            </w:r>
-            <w:proofErr w:type="spellEnd"/>
-            <w:r>
-              <w:rPr>
-                <w:rFonts w:asciiTheme="majorBidi" w:hAnsiTheme="majorBidi" w:cstheme="majorBidi"/>
-              </w:rPr>
-              <w:t xml:space="preserve"> it.</w:t>
+                <w:bCs/>
+                <w:sz w:val="26"/>
+                <w:szCs w:val="26"/>
+              </w:rPr>
+              <w:t>Can join the dots and colur it.</w:t>
             </w:r>
           </w:p>
         </w:tc>
@@ -6936,22 +7383,11 @@
             <w:r>
               <w:rPr>
                 <w:rFonts w:asciiTheme="majorBidi" w:hAnsiTheme="majorBidi" w:cstheme="majorBidi"/>
-              </w:rPr>
-              <w:t xml:space="preserve">Can draw a picture of butterfly and </w:t>
-            </w:r>
-            <w:proofErr w:type="spellStart"/>
-            <w:r>
-              <w:rPr>
-                <w:rFonts w:asciiTheme="majorBidi" w:hAnsiTheme="majorBidi" w:cstheme="majorBidi"/>
-              </w:rPr>
-              <w:t>colour</w:t>
-            </w:r>
-            <w:proofErr w:type="spellEnd"/>
-            <w:r>
-              <w:rPr>
-                <w:rFonts w:asciiTheme="majorBidi" w:hAnsiTheme="majorBidi" w:cstheme="majorBidi"/>
-              </w:rPr>
-              <w:t xml:space="preserve"> it.</w:t>
+                <w:bCs/>
+                <w:sz w:val="26"/>
+                <w:szCs w:val="26"/>
+              </w:rPr>
+              <w:t>Can draw a big house and colour it.</w:t>
             </w:r>
           </w:p>
         </w:tc>
@@ -6997,22 +7433,11 @@
             <w:r>
               <w:rPr>
                 <w:rFonts w:asciiTheme="majorBidi" w:hAnsiTheme="majorBidi" w:cstheme="majorBidi"/>
-              </w:rPr>
-              <w:t xml:space="preserve">Can complete the given shapes and </w:t>
-            </w:r>
-            <w:proofErr w:type="spellStart"/>
-            <w:r>
-              <w:rPr>
-                <w:rFonts w:asciiTheme="majorBidi" w:hAnsiTheme="majorBidi" w:cstheme="majorBidi"/>
-              </w:rPr>
-              <w:t>colour</w:t>
-            </w:r>
-            <w:proofErr w:type="spellEnd"/>
-            <w:r>
-              <w:rPr>
-                <w:rFonts w:asciiTheme="majorBidi" w:hAnsiTheme="majorBidi" w:cstheme="majorBidi"/>
-              </w:rPr>
-              <w:t xml:space="preserve"> it.</w:t>
+                <w:bCs/>
+                <w:sz w:val="26"/>
+                <w:szCs w:val="26"/>
+              </w:rPr>
+              <w:t>Can complete the given shapes and colour it.</w:t>
             </w:r>
           </w:p>
         </w:tc>
@@ -7058,22 +7483,11 @@
             <w:r>
               <w:rPr>
                 <w:rFonts w:asciiTheme="majorBidi" w:hAnsiTheme="majorBidi" w:cstheme="majorBidi"/>
-              </w:rPr>
-              <w:t xml:space="preserve">Can </w:t>
-            </w:r>
-            <w:proofErr w:type="spellStart"/>
-            <w:r>
-              <w:rPr>
-                <w:rFonts w:asciiTheme="majorBidi" w:hAnsiTheme="majorBidi" w:cstheme="majorBidi"/>
-              </w:rPr>
-              <w:t>colour</w:t>
-            </w:r>
-            <w:proofErr w:type="spellEnd"/>
-            <w:r>
-              <w:rPr>
-                <w:rFonts w:asciiTheme="majorBidi" w:hAnsiTheme="majorBidi" w:cstheme="majorBidi"/>
-              </w:rPr>
-              <w:t xml:space="preserve"> the same pictures.</w:t>
+                <w:bCs/>
+                <w:sz w:val="26"/>
+                <w:szCs w:val="26"/>
+              </w:rPr>
+              <w:t>Can colour the same pictures.</w:t>
             </w:r>
           </w:p>
         </w:tc>
@@ -7119,22 +7533,11 @@
             <w:r>
               <w:rPr>
                 <w:rFonts w:asciiTheme="majorBidi" w:hAnsiTheme="majorBidi" w:cstheme="majorBidi"/>
-              </w:rPr>
-              <w:t xml:space="preserve">Can </w:t>
-            </w:r>
-            <w:proofErr w:type="spellStart"/>
-            <w:r>
-              <w:rPr>
-                <w:rFonts w:asciiTheme="majorBidi" w:hAnsiTheme="majorBidi" w:cstheme="majorBidi"/>
-              </w:rPr>
-              <w:t>colour</w:t>
-            </w:r>
-            <w:proofErr w:type="spellEnd"/>
-            <w:r>
-              <w:rPr>
-                <w:rFonts w:asciiTheme="majorBidi" w:hAnsiTheme="majorBidi" w:cstheme="majorBidi"/>
-              </w:rPr>
-              <w:t xml:space="preserve"> the given pictures.</w:t>
+                <w:bCs/>
+                <w:sz w:val="26"/>
+                <w:szCs w:val="26"/>
+              </w:rPr>
+              <w:t>Can colour the given pictures.</w:t>
             </w:r>
           </w:p>
         </w:tc>
@@ -7310,7 +7713,7 @@
                 <w:sz w:val="24"/>
                 <w:szCs w:val="24"/>
               </w:rPr>
-              <w:t>Washing face</w:t>
+              <w:t>Walk in line</w:t>
             </w:r>
           </w:p>
         </w:tc>
@@ -7325,6 +7728,7 @@
               <w:rPr>
                 <w:rFonts w:ascii="Times New Roman" w:hAnsi="Times New Roman" w:cs="Times New Roman"/>
                 <w:b/>
+                <w:bCs/>
                 <w:sz w:val="28"/>
                 <w:szCs w:val="28"/>
               </w:rPr>
@@ -7357,7 +7761,7 @@
                 <w:sz w:val="24"/>
                 <w:szCs w:val="24"/>
               </w:rPr>
-              <w:t>Walk in line</w:t>
+              <w:t>Watering plant</w:t>
             </w:r>
           </w:p>
         </w:tc>
@@ -7405,7 +7809,7 @@
                 <w:sz w:val="24"/>
                 <w:szCs w:val="24"/>
               </w:rPr>
-              <w:t>Nail trimming</w:t>
+              <w:t>Managing dress</w:t>
             </w:r>
           </w:p>
         </w:tc>
@@ -7453,7 +7857,7 @@
                 <w:sz w:val="24"/>
                 <w:szCs w:val="24"/>
               </w:rPr>
-              <w:t>Visit different places</w:t>
+              <w:t>Nail trimming</w:t>
             </w:r>
           </w:p>
         </w:tc>
@@ -7501,7 +7905,7 @@
                 <w:sz w:val="24"/>
                 <w:szCs w:val="24"/>
               </w:rPr>
-              <w:t>Managing dress</w:t>
+              <w:t>Combing hair</w:t>
             </w:r>
           </w:p>
         </w:tc>
@@ -7549,7 +7953,7 @@
                 <w:sz w:val="24"/>
                 <w:szCs w:val="24"/>
               </w:rPr>
-              <w:t>Combing hair</w:t>
+              <w:t>Open off the lid</w:t>
             </w:r>
           </w:p>
         </w:tc>
@@ -7572,7 +7976,81 @@
           </w:p>
         </w:tc>
       </w:tr>
+      <w:tr>
+        <w:tc>
+          <w:tcPr>
+            <w:tcW w:w="4291" w:type="pct"/>
+          </w:tcPr>
+          <w:p>
+            <w:pPr>
+              <w:pStyle w:val="ListParagraph"/>
+              <w:numPr>
+                <w:ilvl w:val="0"/>
+                <w:numId w:val="4"/>
+              </w:numPr>
+              <w:ind w:left="330" w:hanging="330"/>
+              <w:rPr>
+                <w:rFonts w:asciiTheme="majorBidi" w:hAnsiTheme="majorBidi" w:cstheme="majorBidi"/>
+                <w:sz w:val="24"/>
+                <w:szCs w:val="24"/>
+              </w:rPr>
+            </w:pPr>
+            <w:r>
+              <w:rPr>
+                <w:rFonts w:asciiTheme="majorBidi" w:hAnsiTheme="majorBidi" w:cstheme="majorBidi"/>
+                <w:sz w:val="24"/>
+                <w:szCs w:val="24"/>
+              </w:rPr>
+              <w:t>Transferring grains</w:t>
+            </w:r>
+          </w:p>
+        </w:tc>
+        <w:tc>
+          <w:tcPr>
+            <w:tcW w:w="709" w:type="pct"/>
+          </w:tcPr>
+          <w:p>
+            <w:pPr>
+              <w:contextualSpacing/>
+              <w:jc w:val="center"/>
+              <w:rPr>
+                <w:rFonts w:ascii="Times New Roman" w:hAnsi="Times New Roman" w:cs="Times New Roman"/>
+                <w:b/>
+                <w:bCs/>
+                <w:sz w:val="28"/>
+                <w:szCs w:val="28"/>
+              </w:rPr>
+            </w:pPr>
+          </w:p>
+        </w:tc>
+      </w:tr>
     </w:tbl>
+    <w:p>
+      <w:pPr>
+        <w:spacing w:after="0" w:line="240" w:lineRule="auto"/>
+        <w:jc w:val="center"/>
+        <w:rPr>
+          <w:rFonts w:ascii="Times New Roman" w:hAnsi="Times New Roman" w:cs="Times New Roman"/>
+          <w:b/>
+          <w:caps/>
+          <w:sz w:val="28"/>
+          <w:szCs w:val="28"/>
+        </w:rPr>
+      </w:pPr>
+    </w:p>
+    <w:p>
+      <w:pPr>
+        <w:spacing w:after="0" w:line="240" w:lineRule="auto"/>
+        <w:jc w:val="center"/>
+        <w:rPr>
+          <w:rFonts w:ascii="Times New Roman" w:hAnsi="Times New Roman" w:cs="Times New Roman"/>
+          <w:b/>
+          <w:caps/>
+          <w:sz w:val="28"/>
+          <w:szCs w:val="28"/>
+        </w:rPr>
+      </w:pPr>
+    </w:p>
     <w:p>
       <w:pPr>
         <w:spacing w:after="0" w:line="240" w:lineRule="auto"/>
@@ -7721,7 +8199,12 @@
               </w:rPr>
             </w:pPr>
             <w:r>
-              <w:t>In the morning....</w:t>
+              <w:rPr>
+                <w:rFonts w:ascii="Times New Roman" w:hAnsi="Times New Roman" w:cs="Times New Roman"/>
+                <w:sz w:val="26"/>
+                <w:szCs w:val="26"/>
+              </w:rPr>
+              <w:t>Hello Hello how are you?</w:t>
             </w:r>
           </w:p>
         </w:tc>
@@ -7762,7 +8245,12 @@
               </w:rPr>
             </w:pPr>
             <w:r>
-              <w:t>Come baby come and make little Circle</w:t>
+              <w:rPr>
+                <w:rFonts w:ascii="Times New Roman" w:hAnsi="Times New Roman" w:cs="Times New Roman"/>
+                <w:sz w:val="26"/>
+                <w:szCs w:val="26"/>
+              </w:rPr>
+              <w:t>Weather song (English/Nepali)</w:t>
             </w:r>
           </w:p>
         </w:tc>
@@ -7803,7 +8291,12 @@
               </w:rPr>
             </w:pPr>
             <w:r>
-              <w:t>Weather Song (English / Nepali)</w:t>
+              <w:rPr>
+                <w:rFonts w:ascii="Times New Roman" w:hAnsi="Times New Roman" w:cs="Times New Roman"/>
+                <w:sz w:val="26"/>
+                <w:szCs w:val="26"/>
+              </w:rPr>
+              <w:t>Calendar song….</w:t>
             </w:r>
           </w:p>
         </w:tc>
@@ -7847,15 +8340,12 @@
               </w:rPr>
             </w:pPr>
             <w:r>
-              <w:t xml:space="preserve">Today is </w:t>
-            </w:r>
-            <w:proofErr w:type="spellStart"/>
-            <w:r>
-              <w:t>sunday</w:t>
-            </w:r>
-            <w:proofErr w:type="spellEnd"/>
-            <w:r>
-              <w:t xml:space="preserve"> (Calendar song)</w:t>
+              <w:rPr>
+                <w:rFonts w:ascii="Times New Roman" w:hAnsi="Times New Roman" w:cs="Times New Roman"/>
+                <w:sz w:val="26"/>
+                <w:szCs w:val="26"/>
+              </w:rPr>
+              <w:t>Fingers rhymes (English/Nepali)</w:t>
             </w:r>
           </w:p>
         </w:tc>
@@ -7899,21 +8389,45 @@
               </w:rPr>
             </w:pPr>
             <w:r>
-              <w:t xml:space="preserve">If You're happy </w:t>
-            </w:r>
-            <w:proofErr w:type="spellStart"/>
-            <w:r>
-              <w:t>happy</w:t>
-            </w:r>
-            <w:proofErr w:type="spellEnd"/>
-            <w:r>
-              <w:t xml:space="preserve"> clap your hands</w:t>
-            </w:r>
-            <w:proofErr w:type="gramStart"/>
-            <w:r>
-              <w:t>.....</w:t>
-            </w:r>
-            <w:proofErr w:type="gramEnd"/>
+              <w:rPr>
+                <w:rFonts w:ascii="Times New Roman" w:hAnsi="Times New Roman" w:cs="Times New Roman"/>
+                <w:sz w:val="26"/>
+                <w:szCs w:val="26"/>
+              </w:rPr>
+              <w:t>Butterfly</w:t>
+            </w:r>
+            <w:r>
+              <w:rPr>
+                <w:rFonts w:ascii="Times New Roman" w:hAnsi="Times New Roman" w:cs="Times New Roman"/>
+                <w:sz w:val="26"/>
+                <w:szCs w:val="26"/>
+              </w:rPr>
+              <w:t xml:space="preserve"> rhym</w:t>
+            </w:r>
+            <w:r>
+              <w:rPr>
+                <w:rFonts w:ascii="Times New Roman" w:hAnsi="Times New Roman" w:cs="Times New Roman"/>
+                <w:sz w:val="26"/>
+                <w:szCs w:val="26"/>
+              </w:rPr>
+              <w:t>e</w:t>
+            </w:r>
+            <w:r>
+              <w:rPr>
+                <w:rFonts w:ascii="Times New Roman" w:hAnsi="Times New Roman" w:cs="Times New Roman"/>
+                <w:sz w:val="26"/>
+                <w:szCs w:val="26"/>
+              </w:rPr>
+              <w:t>s</w:t>
+            </w:r>
+            <w:r>
+              <w:rPr>
+                <w:rFonts w:ascii="Times New Roman" w:hAnsi="Times New Roman" w:cs="Times New Roman"/>
+                <w:sz w:val="26"/>
+                <w:szCs w:val="26"/>
+              </w:rPr>
+              <w:t xml:space="preserve"> (English/Nepali)</w:t>
+            </w:r>
           </w:p>
         </w:tc>
         <w:tc>
@@ -7956,7 +8470,12 @@
               </w:rPr>
             </w:pPr>
             <w:r>
-              <w:t>Finger's rhymes</w:t>
+              <w:rPr>
+                <w:rFonts w:ascii="Times New Roman" w:hAnsi="Times New Roman" w:cs="Kokila"/>
+                <w:sz w:val="26"/>
+                <w:szCs w:val="26"/>
+              </w:rPr>
+              <w:t>Sense organs rhymes…</w:t>
             </w:r>
           </w:p>
         </w:tc>
@@ -7997,13 +8516,13 @@
               </w:rPr>
             </w:pPr>
             <w:r>
-              <w:t>I am happy today</w:t>
-            </w:r>
-            <w:proofErr w:type="gramStart"/>
-            <w:r>
-              <w:t>.....</w:t>
-            </w:r>
-            <w:proofErr w:type="gramEnd"/>
+              <w:rPr>
+                <w:rFonts w:ascii="Times New Roman" w:hAnsi="Times New Roman" w:cs="Kokila"/>
+                <w:sz w:val="26"/>
+                <w:szCs w:val="26"/>
+              </w:rPr>
+              <w:t>Body part’s rhymes (English/Nepali)</w:t>
+            </w:r>
           </w:p>
         </w:tc>
         <w:tc>
@@ -8037,13 +8556,18 @@
               </w:numPr>
               <w:ind w:left="240" w:hanging="270"/>
               <w:rPr>
-                <w:rFonts w:ascii="Times New Roman" w:hAnsi="Times New Roman" w:cs="Times New Roman"/>
+                <w:rFonts w:ascii="Times New Roman" w:hAnsi="Times New Roman" w:cs="Kokila"/>
                 <w:sz w:val="26"/>
                 <w:szCs w:val="26"/>
               </w:rPr>
             </w:pPr>
             <w:r>
-              <w:t>Butterfly rhymes (English | Nepali)</w:t>
+              <w:rPr>
+                <w:rFonts w:ascii="Times New Roman" w:hAnsi="Times New Roman" w:cs="Kokila"/>
+                <w:sz w:val="26"/>
+                <w:szCs w:val="26"/>
+              </w:rPr>
+              <w:t>I am happy today…..</w:t>
             </w:r>
           </w:p>
         </w:tc>
@@ -8078,66 +8602,18 @@
               </w:numPr>
               <w:ind w:left="240" w:hanging="270"/>
               <w:rPr>
-                <w:rFonts w:ascii="Times New Roman" w:hAnsi="Times New Roman" w:cs="Times New Roman"/>
+                <w:rFonts w:ascii="Times New Roman" w:hAnsi="Times New Roman" w:cs="Kokila"/>
                 <w:sz w:val="26"/>
                 <w:szCs w:val="26"/>
               </w:rPr>
             </w:pPr>
             <w:r>
-              <w:t xml:space="preserve">Fruit's rhymes (red an apple) </w:t>
-            </w:r>
-            <w:r>
-              <w:rPr>
-                <w:rFonts w:ascii="Mangal" w:hAnsi="Mangal" w:cs="Mangal" w:hint="cs"/>
-                <w:cs/>
-                <w:lang w:bidi="hi-IN"/>
-              </w:rPr>
-              <w:t>निलो</w:t>
-            </w:r>
-            <w:r>
-              <w:rPr>
-                <w:cs/>
-                <w:lang w:bidi="hi-IN"/>
-              </w:rPr>
-              <w:t xml:space="preserve"> </w:t>
-            </w:r>
-            <w:r>
-              <w:rPr>
-                <w:rFonts w:ascii="Mangal" w:hAnsi="Mangal" w:cs="Mangal" w:hint="cs"/>
-                <w:cs/>
-                <w:lang w:bidi="hi-IN"/>
-              </w:rPr>
-              <w:t>आकाशमा</w:t>
-            </w:r>
-            <w:r>
-              <w:rPr>
-                <w:cs/>
-                <w:lang w:bidi="hi-IN"/>
-              </w:rPr>
-              <w:t xml:space="preserve"> </w:t>
-            </w:r>
-            <w:r>
-              <w:rPr>
-                <w:rFonts w:ascii="Mangal" w:hAnsi="Mangal" w:cs="Mangal" w:hint="cs"/>
-                <w:cs/>
-                <w:lang w:bidi="hi-IN"/>
-              </w:rPr>
-              <w:t>घाम</w:t>
-            </w:r>
-            <w:r>
-              <w:rPr>
-                <w:cs/>
-                <w:lang w:bidi="hi-IN"/>
-              </w:rPr>
-              <w:t xml:space="preserve"> </w:t>
-            </w:r>
-            <w:r>
-              <w:rPr>
-                <w:rFonts w:ascii="Mangal" w:hAnsi="Mangal" w:cs="Mangal" w:hint="cs"/>
-                <w:cs/>
-                <w:lang w:bidi="hi-IN"/>
-              </w:rPr>
-              <w:t>लागेको</w:t>
+              <w:rPr>
+                <w:rFonts w:ascii="Times New Roman" w:hAnsi="Times New Roman" w:cs="Kokila"/>
+                <w:sz w:val="26"/>
+                <w:szCs w:val="26"/>
+              </w:rPr>
+              <w:t>A ram sam sam……….</w:t>
             </w:r>
           </w:p>
         </w:tc>
@@ -8148,6 +8624,7 @@
           <w:p>
             <w:pPr>
               <w:contextualSpacing/>
+              <w:jc w:val="center"/>
               <w:rPr>
                 <w:rFonts w:ascii="Comic Sans MS" w:hAnsi="Comic Sans MS"/>
                 <w:b/>
@@ -8171,33 +8648,20 @@
               </w:numPr>
               <w:ind w:left="240" w:hanging="270"/>
               <w:rPr>
-                <w:rFonts w:ascii="Times New Roman" w:hAnsi="Times New Roman" w:cs="Times New Roman"/>
-                <w:sz w:val="26"/>
-                <w:szCs w:val="26"/>
-              </w:rPr>
-            </w:pPr>
-            <w:r>
-              <w:rPr>
-                <w:rFonts w:ascii="Mangal" w:hAnsi="Mangal" w:cs="Mangal" w:hint="cs"/>
+                <w:rFonts w:ascii="Kokila" w:hAnsi="Kokila" w:cs="Kokila"/>
+                <w:sz w:val="28"/>
+                <w:szCs w:val="28"/>
+              </w:rPr>
+            </w:pPr>
+            <w:r>
+              <w:rPr>
+                <w:rFonts w:ascii="Kokila" w:hAnsi="Kokila" w:cs="Kokila"/>
+                <w:sz w:val="28"/>
+                <w:szCs w:val="28"/>
                 <w:cs/>
                 <w:lang w:bidi="hi-IN"/>
               </w:rPr>
-              <w:t>प्रकृतिको</w:t>
-            </w:r>
-            <w:r>
-              <w:rPr>
-                <w:cs/>
-                <w:lang w:bidi="hi-IN"/>
-              </w:rPr>
-              <w:t xml:space="preserve"> </w:t>
-            </w:r>
-            <w:r>
-              <w:rPr>
-                <w:rFonts w:ascii="Mangal" w:hAnsi="Mangal" w:cs="Mangal" w:hint="cs"/>
-                <w:cs/>
-                <w:lang w:bidi="hi-IN"/>
-              </w:rPr>
-              <w:t>फुलबारीमा</w:t>
+              <w:t>ए साथी ए साथी बाटो काट्ने कसरी-</w:t>
             </w:r>
           </w:p>
         </w:tc>
@@ -8208,6 +8672,7 @@
           <w:p>
             <w:pPr>
               <w:contextualSpacing/>
+              <w:jc w:val="center"/>
               <w:rPr>
                 <w:rFonts w:ascii="Comic Sans MS" w:hAnsi="Comic Sans MS"/>
                 <w:b/>
@@ -8231,115 +8696,20 @@
               </w:numPr>
               <w:ind w:left="240" w:hanging="270"/>
               <w:rPr>
-                <w:rFonts w:ascii="Times New Roman" w:hAnsi="Times New Roman" w:cs="Times New Roman"/>
-                <w:sz w:val="26"/>
-                <w:szCs w:val="26"/>
-              </w:rPr>
-            </w:pPr>
-            <w:r>
-              <w:rPr>
-                <w:rFonts w:ascii="Mangal" w:hAnsi="Mangal" w:cs="Mangal" w:hint="cs"/>
+                <w:rFonts w:ascii="Kokila" w:hAnsi="Kokila" w:cs="Kokila"/>
+                <w:sz w:val="28"/>
+                <w:szCs w:val="28"/>
+              </w:rPr>
+            </w:pPr>
+            <w:r>
+              <w:rPr>
+                <w:rFonts w:ascii="Kokila" w:hAnsi="Kokila" w:cs="Kokila" w:hint="cs"/>
+                <w:sz w:val="28"/>
+                <w:szCs w:val="28"/>
                 <w:cs/>
-                <w:lang w:bidi="hi-IN"/>
-              </w:rPr>
-              <w:t>ए</w:t>
-            </w:r>
-            <w:r>
-              <w:rPr>
-                <w:cs/>
-                <w:lang w:bidi="hi-IN"/>
-              </w:rPr>
-              <w:t xml:space="preserve"> </w:t>
-            </w:r>
-            <w:r>
-              <w:rPr>
-                <w:rFonts w:ascii="Mangal" w:hAnsi="Mangal" w:cs="Mangal" w:hint="cs"/>
-                <w:cs/>
-                <w:lang w:bidi="hi-IN"/>
-              </w:rPr>
-              <w:t>साथी</w:t>
-            </w:r>
-            <w:r>
-              <w:rPr>
-                <w:cs/>
-                <w:lang w:bidi="hi-IN"/>
-              </w:rPr>
-              <w:t xml:space="preserve"> </w:t>
-            </w:r>
-            <w:r>
-              <w:rPr>
-                <w:rFonts w:ascii="Mangal" w:hAnsi="Mangal" w:cs="Mangal" w:hint="cs"/>
-                <w:cs/>
-                <w:lang w:bidi="hi-IN"/>
-              </w:rPr>
-              <w:t>ए</w:t>
-            </w:r>
-            <w:r>
-              <w:rPr>
-                <w:cs/>
-                <w:lang w:bidi="hi-IN"/>
-              </w:rPr>
-              <w:t xml:space="preserve"> </w:t>
-            </w:r>
-            <w:r>
-              <w:rPr>
-                <w:rFonts w:ascii="Mangal" w:hAnsi="Mangal" w:cs="Mangal" w:hint="cs"/>
-                <w:cs/>
-                <w:lang w:bidi="hi-IN"/>
-              </w:rPr>
-              <w:t>साथी</w:t>
-            </w:r>
-            <w:r>
-              <w:rPr>
-                <w:cs/>
-                <w:lang w:bidi="hi-IN"/>
-              </w:rPr>
-              <w:t xml:space="preserve"> </w:t>
-            </w:r>
-            <w:r>
-              <w:rPr>
-                <w:rFonts w:ascii="Mangal" w:hAnsi="Mangal" w:cs="Mangal" w:hint="cs"/>
-                <w:cs/>
-                <w:lang w:bidi="hi-IN"/>
-              </w:rPr>
-              <w:t>बाटो</w:t>
-            </w:r>
-            <w:r>
-              <w:rPr>
-                <w:cs/>
-                <w:lang w:bidi="hi-IN"/>
-              </w:rPr>
-              <w:t xml:space="preserve"> </w:t>
-            </w:r>
-            <w:r>
-              <w:rPr>
-                <w:rFonts w:ascii="Mangal" w:hAnsi="Mangal" w:cs="Mangal" w:hint="cs"/>
-                <w:cs/>
-                <w:lang w:bidi="hi-IN"/>
-              </w:rPr>
-              <w:t>काट्ने</w:t>
-            </w:r>
-            <w:r>
-              <w:rPr>
-                <w:cs/>
-                <w:lang w:bidi="hi-IN"/>
-              </w:rPr>
-              <w:t xml:space="preserve"> </w:t>
-            </w:r>
-            <w:r>
-              <w:rPr>
-                <w:rFonts w:ascii="Mangal" w:hAnsi="Mangal" w:cs="Mangal" w:hint="cs"/>
-                <w:cs/>
-                <w:lang w:bidi="hi-IN"/>
-              </w:rPr>
-              <w:t>कसरी</w:t>
-            </w:r>
-            <w:r>
-              <w:rPr>
-                <w:cs/>
-                <w:lang w:bidi="hi-IN"/>
-              </w:rPr>
-              <w:t>-</w:t>
+                <w:lang w:bidi="ne-NP"/>
+              </w:rPr>
+              <w:t>धौऊ धौऊ हात धौऊ</w:t>
             </w:r>
           </w:p>
         </w:tc>
@@ -8373,77 +8743,20 @@
               </w:numPr>
               <w:ind w:left="240" w:hanging="270"/>
               <w:rPr>
-                <w:rFonts w:ascii="Mangal" w:hAnsi="Mangal" w:cs="Mangal"/>
+                <w:rFonts w:ascii="Kokila" w:hAnsi="Kokila" w:cs="Kokila"/>
+                <w:sz w:val="28"/>
+                <w:szCs w:val="28"/>
+              </w:rPr>
+            </w:pPr>
+            <w:r>
+              <w:rPr>
+                <w:rFonts w:ascii="Kokila" w:hAnsi="Kokila" w:cs="Kokila"/>
+                <w:sz w:val="28"/>
+                <w:szCs w:val="28"/>
                 <w:cs/>
                 <w:lang w:bidi="hi-IN"/>
               </w:rPr>
-            </w:pPr>
-            <w:r>
-              <w:rPr>
-                <w:rFonts w:ascii="Mangal" w:hAnsi="Mangal" w:cs="Mangal" w:hint="cs"/>
-                <w:cs/>
-                <w:lang w:bidi="hi-IN"/>
-              </w:rPr>
-              <w:t>धौऊ</w:t>
-            </w:r>
-            <w:r>
-              <w:rPr>
-                <w:cs/>
-                <w:lang w:bidi="hi-IN"/>
-              </w:rPr>
-              <w:t xml:space="preserve"> </w:t>
-            </w:r>
-            <w:r>
-              <w:rPr>
-                <w:rFonts w:ascii="Mangal" w:hAnsi="Mangal" w:cs="Mangal" w:hint="cs"/>
-                <w:cs/>
-                <w:lang w:bidi="hi-IN"/>
-              </w:rPr>
-              <w:t>धौऊ</w:t>
-            </w:r>
-            <w:r>
-              <w:rPr>
-                <w:cs/>
-                <w:lang w:bidi="hi-IN"/>
-              </w:rPr>
-              <w:t xml:space="preserve"> </w:t>
-            </w:r>
-            <w:r>
-              <w:rPr>
-                <w:rFonts w:ascii="Mangal" w:hAnsi="Mangal" w:cs="Mangal" w:hint="cs"/>
-                <w:cs/>
-                <w:lang w:bidi="hi-IN"/>
-              </w:rPr>
-              <w:t>हात</w:t>
-            </w:r>
-            <w:r>
-              <w:rPr>
-                <w:cs/>
-                <w:lang w:bidi="hi-IN"/>
-              </w:rPr>
-              <w:t xml:space="preserve"> </w:t>
-            </w:r>
-            <w:r>
-              <w:rPr>
-                <w:rFonts w:ascii="Mangal" w:hAnsi="Mangal" w:cs="Mangal" w:hint="cs"/>
-                <w:cs/>
-                <w:lang w:bidi="hi-IN"/>
-              </w:rPr>
-              <w:t>धौऊ</w:t>
-            </w:r>
-            <w:r>
-              <w:rPr>
-                <w:rFonts w:ascii="Mangal" w:hAnsi="Mangal" w:cs="Mangal"/>
-                <w:lang w:bidi="hi-IN"/>
-              </w:rPr>
-              <w:t xml:space="preserve"> </w:t>
-            </w:r>
-            <w:r>
-              <w:rPr>
-                <w:rFonts w:ascii="Mangal" w:hAnsi="Mangal" w:cs="Mangal"/>
-                <w:lang w:bidi="hi-IN"/>
-              </w:rPr>
-              <w:t>……..</w:t>
+              <w:t>प्रकृतिको फुलबारीमा</w:t>
             </w:r>
           </w:p>
         </w:tc>
@@ -8477,80 +8790,39 @@
               </w:numPr>
               <w:ind w:left="240" w:hanging="270"/>
               <w:rPr>
-                <w:rFonts w:ascii="Mangal" w:hAnsi="Mangal" w:cs="Mangal"/>
+                <w:rFonts w:ascii="Kokila" w:hAnsi="Kokila" w:cs="Kokila"/>
+                <w:sz w:val="28"/>
+                <w:szCs w:val="28"/>
+              </w:rPr>
+            </w:pPr>
+            <w:r>
+              <w:rPr>
+                <w:rFonts w:ascii="Kokila" w:hAnsi="Kokila" w:cs="Kokila" w:hint="cs"/>
+                <w:sz w:val="28"/>
+                <w:szCs w:val="28"/>
                 <w:cs/>
-                <w:lang w:bidi="hi-IN"/>
-              </w:rPr>
-            </w:pPr>
-            <w:r>
-              <w:rPr>
-                <w:rFonts w:ascii="Mangal" w:hAnsi="Mangal" w:cs="Mangal" w:hint="cs"/>
+                <w:lang w:bidi="ne-NP"/>
+              </w:rPr>
+              <w:t>आमाले</w:t>
+            </w:r>
+            <w:r>
+              <w:rPr>
+                <w:rFonts w:ascii="Kokila" w:hAnsi="Kokila" w:cs="Kokila"/>
+                <w:sz w:val="28"/>
+                <w:szCs w:val="28"/>
+                <w:lang w:bidi="ne-NP"/>
+              </w:rPr>
+              <w:t xml:space="preserve"> </w:t>
+            </w:r>
+            <w:r>
+              <w:rPr>
+                <w:rFonts w:ascii="Kokila" w:hAnsi="Kokila" w:cs="Kokila" w:hint="cs"/>
+                <w:sz w:val="28"/>
+                <w:szCs w:val="28"/>
                 <w:cs/>
-                <w:lang w:bidi="hi-IN"/>
-              </w:rPr>
-              <w:t>म</w:t>
-            </w:r>
-            <w:r>
-              <w:rPr>
-                <w:cs/>
-                <w:lang w:bidi="hi-IN"/>
-              </w:rPr>
-              <w:t xml:space="preserve"> </w:t>
-            </w:r>
-            <w:r>
-              <w:rPr>
-                <w:rFonts w:ascii="Mangal" w:hAnsi="Mangal" w:cs="Mangal" w:hint="cs"/>
-                <w:cs/>
-                <w:lang w:bidi="hi-IN"/>
-              </w:rPr>
-              <w:t>सानी</w:t>
-            </w:r>
-            <w:r>
-              <w:rPr>
-                <w:cs/>
-                <w:lang w:bidi="hi-IN"/>
-              </w:rPr>
-              <w:t xml:space="preserve"> </w:t>
-            </w:r>
-            <w:r>
-              <w:t>'</w:t>
-            </w:r>
-            <w:r>
-              <w:rPr>
-                <w:rFonts w:ascii="Mangal" w:hAnsi="Mangal" w:cs="Mangal" w:hint="cs"/>
-                <w:cs/>
-                <w:lang w:bidi="hi-IN"/>
-              </w:rPr>
-              <w:t>चरी</w:t>
-            </w:r>
-            <w:r>
-              <w:rPr>
-                <w:cs/>
-                <w:lang w:bidi="hi-IN"/>
-              </w:rPr>
-              <w:t xml:space="preserve"> </w:t>
-            </w:r>
-            <w:r>
-              <w:rPr>
-                <w:rFonts w:ascii="Mangal" w:hAnsi="Mangal" w:cs="Mangal" w:hint="cs"/>
-                <w:cs/>
-                <w:lang w:bidi="hi-IN"/>
-              </w:rPr>
-              <w:t>भरुरू</w:t>
-            </w:r>
-            <w:r>
-              <w:rPr>
-                <w:rFonts w:ascii="Mangal" w:hAnsi="Mangal" w:cs="Mangal"/>
-                <w:lang w:bidi="hi-IN"/>
-              </w:rPr>
-              <w:t xml:space="preserve"> </w:t>
-            </w:r>
-            <w:r>
-              <w:rPr>
-                <w:rFonts w:ascii="Mangal" w:hAnsi="Mangal" w:cs="Mangal"/>
-                <w:lang w:bidi="hi-IN"/>
-              </w:rPr>
-              <w:t>………</w:t>
+                <w:lang w:bidi="ne-NP"/>
+              </w:rPr>
+              <w:t xml:space="preserve">मिठो खाना दिनु हुन्छ </w:t>
             </w:r>
           </w:p>
         </w:tc>
@@ -8570,20 +8842,152 @@
           </w:p>
         </w:tc>
       </w:tr>
+      <w:tr>
+        <w:tc>
+          <w:tcPr>
+            <w:tcW w:w="6013" w:type="dxa"/>
+          </w:tcPr>
+          <w:p>
+            <w:pPr>
+              <w:pStyle w:val="ListParagraph"/>
+              <w:numPr>
+                <w:ilvl w:val="0"/>
+                <w:numId w:val="1"/>
+              </w:numPr>
+              <w:ind w:left="240" w:hanging="270"/>
+              <w:rPr>
+                <w:rFonts w:ascii="Kokila" w:hAnsi="Kokila" w:cs="Kokila"/>
+                <w:sz w:val="28"/>
+                <w:szCs w:val="28"/>
+                <w:cs/>
+                <w:lang w:bidi="hi-IN"/>
+              </w:rPr>
+            </w:pPr>
+            <w:r>
+              <w:rPr>
+                <w:rFonts w:ascii="Kokila" w:hAnsi="Kokila" w:cs="Kokila" w:hint="cs"/>
+                <w:sz w:val="28"/>
+                <w:szCs w:val="28"/>
+                <w:cs/>
+                <w:lang w:bidi="ne-NP"/>
+              </w:rPr>
+              <w:t>तरकारी</w:t>
+            </w:r>
+            <w:r>
+              <w:rPr>
+                <w:rFonts w:ascii="Kokila" w:hAnsi="Kokila" w:cs="Kokila" w:hint="cs"/>
+                <w:sz w:val="28"/>
+                <w:szCs w:val="28"/>
+                <w:cs/>
+                <w:lang w:bidi="ne-NP"/>
+              </w:rPr>
+              <w:t>को</w:t>
+            </w:r>
+            <w:r>
+              <w:rPr>
+                <w:rFonts w:ascii="Kokila" w:hAnsi="Kokila" w:cs="Kokila" w:hint="cs"/>
+                <w:sz w:val="28"/>
+                <w:szCs w:val="28"/>
+                <w:cs/>
+                <w:lang w:bidi="ne-NP"/>
+              </w:rPr>
+              <w:t xml:space="preserve"> सभा बस्यो </w:t>
+            </w:r>
+          </w:p>
+        </w:tc>
+        <w:tc>
+          <w:tcPr>
+            <w:tcW w:w="997" w:type="dxa"/>
+          </w:tcPr>
+          <w:p>
+            <w:pPr>
+              <w:contextualSpacing/>
+              <w:rPr>
+                <w:rFonts w:ascii="Comic Sans MS" w:hAnsi="Comic Sans MS"/>
+                <w:b/>
+                <w:bCs/>
+              </w:rPr>
+            </w:pPr>
+          </w:p>
+        </w:tc>
+      </w:tr>
+      <w:tr>
+        <w:tc>
+          <w:tcPr>
+            <w:tcW w:w="6013" w:type="dxa"/>
+          </w:tcPr>
+          <w:p>
+            <w:pPr>
+              <w:pStyle w:val="ListParagraph"/>
+              <w:numPr>
+                <w:ilvl w:val="0"/>
+                <w:numId w:val="1"/>
+              </w:numPr>
+              <w:ind w:left="240" w:hanging="270"/>
+              <w:rPr>
+                <w:rFonts w:ascii="Kokila" w:hAnsi="Kokila" w:cs="Kokila"/>
+                <w:sz w:val="28"/>
+                <w:szCs w:val="28"/>
+                <w:cs/>
+                <w:lang w:bidi="hi-IN"/>
+              </w:rPr>
+            </w:pPr>
+            <w:r>
+              <w:rPr>
+                <w:rFonts w:ascii="Kokila" w:hAnsi="Kokila" w:cs="Kokila"/>
+                <w:sz w:val="28"/>
+                <w:szCs w:val="28"/>
+                <w:cs/>
+                <w:lang w:bidi="hi-IN"/>
+              </w:rPr>
+              <w:t xml:space="preserve">म सानी </w:t>
+            </w:r>
+            <w:r>
+              <w:rPr>
+                <w:rFonts w:ascii="Kokila" w:hAnsi="Kokila" w:cs="Kokila"/>
+                <w:sz w:val="28"/>
+                <w:szCs w:val="28"/>
+              </w:rPr>
+              <w:t>'</w:t>
+            </w:r>
+            <w:r>
+              <w:rPr>
+                <w:rFonts w:ascii="Kokila" w:hAnsi="Kokila" w:cs="Kokila"/>
+                <w:sz w:val="28"/>
+                <w:szCs w:val="28"/>
+                <w:cs/>
+                <w:lang w:bidi="hi-IN"/>
+              </w:rPr>
+              <w:t>चरी भरुरू</w:t>
+            </w:r>
+            <w:r>
+              <w:rPr>
+                <w:rFonts w:ascii="Kokila" w:hAnsi="Kokila" w:cs="Kokila"/>
+                <w:sz w:val="28"/>
+                <w:szCs w:val="28"/>
+                <w:lang w:bidi="hi-IN"/>
+              </w:rPr>
+              <w:t xml:space="preserve"> ………</w:t>
+            </w:r>
+          </w:p>
+        </w:tc>
+        <w:tc>
+          <w:tcPr>
+            <w:tcW w:w="997" w:type="dxa"/>
+          </w:tcPr>
+          <w:p>
+            <w:pPr>
+              <w:contextualSpacing/>
+              <w:rPr>
+                <w:rFonts w:ascii="Comic Sans MS" w:hAnsi="Comic Sans MS"/>
+                <w:b/>
+                <w:bCs/>
+              </w:rPr>
+            </w:pPr>
+          </w:p>
+        </w:tc>
+      </w:tr>
     </w:tbl>
-    <w:p>
-      <w:pPr>
-        <w:spacing w:after="0"/>
-        <w:jc w:val="center"/>
-        <w:rPr>
-          <w:rFonts w:ascii="Times New Roman" w:hAnsi="Times New Roman" w:cs="Times New Roman"/>
-          <w:b/>
-          <w:caps/>
-          <w:sz w:val="28"/>
-          <w:szCs w:val="28"/>
-        </w:rPr>
-      </w:pPr>
-    </w:p>
     <w:p>
       <w:pPr>
         <w:spacing w:after="0"/>
@@ -8720,6 +9124,8 @@
             <w:r>
               <w:rPr>
                 <w:rFonts w:asciiTheme="majorBidi" w:hAnsiTheme="majorBidi" w:cstheme="majorBidi"/>
+                <w:sz w:val="26"/>
+                <w:szCs w:val="26"/>
               </w:rPr>
               <w:t>Group games</w:t>
             </w:r>
@@ -8763,8 +9169,10 @@
             <w:r>
               <w:rPr>
                 <w:rFonts w:asciiTheme="majorBidi" w:hAnsiTheme="majorBidi" w:cstheme="majorBidi"/>
-              </w:rPr>
-              <w:t>Walk, run, jump</w:t>
+                <w:sz w:val="26"/>
+                <w:szCs w:val="26"/>
+              </w:rPr>
+              <w:t>Bingo game</w:t>
             </w:r>
           </w:p>
         </w:tc>
@@ -8809,8 +9217,10 @@
             <w:r>
               <w:rPr>
                 <w:rFonts w:asciiTheme="majorBidi" w:hAnsiTheme="majorBidi" w:cstheme="majorBidi"/>
-              </w:rPr>
-              <w:t>Tearing and pasting</w:t>
+                <w:sz w:val="26"/>
+                <w:szCs w:val="26"/>
+              </w:rPr>
+              <w:t>Memory game</w:t>
             </w:r>
           </w:p>
         </w:tc>
@@ -8856,8 +9266,11 @@
             <w:r>
               <w:rPr>
                 <w:rFonts w:asciiTheme="majorBidi" w:hAnsiTheme="majorBidi" w:cstheme="majorBidi"/>
-              </w:rPr>
-              <w:t>Painting</w:t>
+                <w:sz w:val="26"/>
+                <w:szCs w:val="26"/>
+                <w:lang w:bidi="ne-NP"/>
+              </w:rPr>
+              <w:t>Walk, run, jump</w:t>
             </w:r>
           </w:p>
         </w:tc>
@@ -8900,8 +9313,11 @@
             <w:r>
               <w:rPr>
                 <w:rFonts w:asciiTheme="majorBidi" w:hAnsiTheme="majorBidi" w:cstheme="majorBidi"/>
-              </w:rPr>
-              <w:t>Drawing</w:t>
+                <w:sz w:val="26"/>
+                <w:szCs w:val="26"/>
+                <w:lang w:bidi="ne-NP"/>
+              </w:rPr>
+              <w:t>Drawing, painting</w:t>
             </w:r>
           </w:p>
         </w:tc>
@@ -8944,8 +9360,11 @@
             <w:r>
               <w:rPr>
                 <w:rFonts w:asciiTheme="majorBidi" w:hAnsiTheme="majorBidi" w:cstheme="majorBidi"/>
-              </w:rPr>
-              <w:t>Bingo game</w:t>
+                <w:sz w:val="26"/>
+                <w:szCs w:val="26"/>
+                <w:lang w:bidi="ne-NP"/>
+              </w:rPr>
+              <w:t>Cutting and pasting</w:t>
             </w:r>
           </w:p>
         </w:tc>
@@ -8988,8 +9407,11 @@
             <w:r>
               <w:rPr>
                 <w:rFonts w:asciiTheme="majorBidi" w:hAnsiTheme="majorBidi" w:cstheme="majorBidi"/>
-              </w:rPr>
-              <w:t>Search the number's</w:t>
+                <w:sz w:val="26"/>
+                <w:szCs w:val="26"/>
+                <w:lang w:bidi="ne-NP"/>
+              </w:rPr>
+              <w:t>Numbers game</w:t>
             </w:r>
           </w:p>
         </w:tc>
@@ -9010,9 +9432,6 @@
         </w:tc>
       </w:tr>
       <w:tr>
-        <w:trPr>
-          <w:trHeight w:val="70"/>
-        </w:trPr>
         <w:tc>
           <w:tcPr>
             <w:tcW w:w="6003" w:type="dxa"/>
@@ -9035,8 +9454,58 @@
             <w:r>
               <w:rPr>
                 <w:rFonts w:asciiTheme="majorBidi" w:hAnsiTheme="majorBidi" w:cstheme="majorBidi"/>
-              </w:rPr>
-              <w:t>Book balancing game</w:t>
+                <w:sz w:val="26"/>
+                <w:szCs w:val="26"/>
+                <w:lang w:bidi="ne-NP"/>
+              </w:rPr>
+              <w:t>Brain focus activity</w:t>
+            </w:r>
+          </w:p>
+        </w:tc>
+        <w:tc>
+          <w:tcPr>
+            <w:tcW w:w="1007" w:type="dxa"/>
+          </w:tcPr>
+          <w:p>
+            <w:pPr>
+              <w:contextualSpacing/>
+              <w:jc w:val="center"/>
+              <w:rPr>
+                <w:rFonts w:ascii="Comic Sans MS" w:hAnsi="Comic Sans MS"/>
+                <w:b/>
+              </w:rPr>
+            </w:pPr>
+          </w:p>
+        </w:tc>
+      </w:tr>
+      <w:tr>
+        <w:tc>
+          <w:tcPr>
+            <w:tcW w:w="6003" w:type="dxa"/>
+          </w:tcPr>
+          <w:p>
+            <w:pPr>
+              <w:pStyle w:val="ListParagraph"/>
+              <w:numPr>
+                <w:ilvl w:val="0"/>
+                <w:numId w:val="1"/>
+              </w:numPr>
+              <w:ind w:left="240" w:hanging="240"/>
+              <w:rPr>
+                <w:rFonts w:asciiTheme="majorBidi" w:hAnsiTheme="majorBidi" w:cstheme="majorBidi"/>
+                <w:sz w:val="26"/>
+                <w:szCs w:val="26"/>
+                <w:lang w:bidi="ne-NP"/>
+              </w:rPr>
+            </w:pPr>
+            <w:r>
+              <w:rPr>
+                <w:rFonts w:asciiTheme="majorBidi" w:hAnsiTheme="majorBidi" w:cstheme="majorBidi"/>
+                <w:sz w:val="26"/>
+                <w:szCs w:val="26"/>
+                <w:lang w:bidi="ne-NP"/>
+              </w:rPr>
+              <w:t>Sense touching game</w:t>
             </w:r>
           </w:p>
         </w:tc>
@@ -9069,26 +9538,7 @@
     </w:p>
     <w:p>
       <w:pPr>
-        <w:jc w:val="center"/>
-        <w:rPr>
-          <w:rFonts w:ascii="Times New Roman" w:hAnsi="Times New Roman" w:cs="Times New Roman"/>
-          <w:sz w:val="24"/>
-          <w:szCs w:val="16"/>
-        </w:rPr>
-      </w:pPr>
-    </w:p>
-    <w:p>
-      <w:pPr>
-        <w:jc w:val="center"/>
-        <w:rPr>
-          <w:rFonts w:ascii="Times New Roman" w:hAnsi="Times New Roman" w:cs="Times New Roman"/>
-          <w:sz w:val="24"/>
-          <w:szCs w:val="16"/>
-        </w:rPr>
-      </w:pPr>
-    </w:p>
-    <w:p>
-      <w:pPr>
+        <w:ind w:left="1008"/>
         <w:jc w:val="center"/>
         <w:rPr>
           <w:rFonts w:ascii="Times New Roman" w:hAnsi="Times New Roman" w:cs="Times New Roman"/>
@@ -10041,6 +10491,17 @@
           <w:szCs w:val="16"/>
         </w:rPr>
       </w:pPr>
+    </w:p>
+    <w:p>
+      <w:pPr>
+        <w:ind w:left="1008"/>
+        <w:jc w:val="center"/>
+        <w:rPr>
+          <w:rFonts w:ascii="Times New Roman" w:hAnsi="Times New Roman" w:cs="Times New Roman"/>
+          <w:sz w:val="24"/>
+          <w:szCs w:val="16"/>
+        </w:rPr>
+      </w:pPr>
       <w:r>
         <w:rPr>
           <w:rFonts w:ascii="Times New Roman" w:hAnsi="Times New Roman" w:cs="Times New Roman"/>
@@ -10601,7 +11062,7 @@
     </w:p>
     <w:sectPr>
       <w:pgSz w:w="16839" w:h="11907" w:orient="landscape" w:code="9"/>
-      <w:pgMar w:top="450" w:right="720" w:bottom="720" w:left="720" w:header="720" w:footer="720" w:gutter="0"/>
+      <w:pgMar w:top="450" w:right="720" w:bottom="90" w:left="720" w:header="720" w:footer="720" w:gutter="0"/>
       <w:cols w:num="2" w:space="1359"/>
       <w:docGrid w:linePitch="360"/>
     </w:sectPr>

--- a/child dev/lkg, child dev.docx
+++ b/child dev/lkg, child dev.docx
@@ -6800,7 +6800,7 @@
                 <w:sz w:val="26"/>
                 <w:szCs w:val="26"/>
               </w:rPr>
-              <w:t>Can write the name of any (3)  wild animals.</w:t>
+              <w:t>Can write the name of any (3) wild animals.</w:t>
             </w:r>
           </w:p>
         </w:tc>
@@ -7763,6 +7763,14 @@
               </w:rPr>
               <w:t>Watering plant</w:t>
             </w:r>
+            <w:r>
+              <w:rPr>
+                <w:rFonts w:asciiTheme="majorBidi" w:hAnsiTheme="majorBidi" w:cstheme="majorBidi"/>
+                <w:sz w:val="24"/>
+                <w:szCs w:val="24"/>
+              </w:rPr>
+              <w:t>s</w:t>
+            </w:r>
           </w:p>
         </w:tc>
         <w:tc>
@@ -8345,7 +8353,23 @@
                 <w:sz w:val="26"/>
                 <w:szCs w:val="26"/>
               </w:rPr>
-              <w:t>Fingers rhymes (English/Nepali)</w:t>
+              <w:t>Finger</w:t>
+            </w:r>
+            <w:r>
+              <w:rPr>
+                <w:rFonts w:ascii="Times New Roman" w:hAnsi="Times New Roman" w:cs="Times New Roman"/>
+                <w:sz w:val="26"/>
+                <w:szCs w:val="26"/>
+              </w:rPr>
+              <w:t>’</w:t>
+            </w:r>
+            <w:r>
+              <w:rPr>
+                <w:rFonts w:ascii="Times New Roman" w:hAnsi="Times New Roman" w:cs="Times New Roman"/>
+                <w:sz w:val="26"/>
+                <w:szCs w:val="26"/>
+              </w:rPr>
+              <w:t>s rhymes (English/Nepali)</w:t>
             </w:r>
           </w:p>
         </w:tc>
